--- a/Group14_Project_Documentation.docx
+++ b/Group14_Project_Documentation.docx
@@ -1282,4118 +1282,6 @@
         <w:t>, which is the integrity gate that must pass before the corpus is trusted for EDA, preprocessing, and the eight training runs.</w:t>
       </w:r>
     </w:p>
-    <w:p>
-      <w:r>
-        <w:br w:type="page"/>
-      </w:r>
-    </w:p>
-    <w:p>
-      <w:pPr>
-        <w:pStyle w:val="Heading1"/>
-      </w:pPr>
-      <w:r>
-        <w:t>Interfaces and Contracts</w:t>
-      </w:r>
-    </w:p>
-    <w:p>
-      <w:r>
-        <w:rPr>
-          <w:b/>
-        </w:rPr>
-        <w:t>Status: proposal for the team to react to at kickoff.</w:t>
-      </w:r>
-      <w:r>
-        <w:t xml:space="preserve"> Nothing here is locked. The point is to agree on the *seams* between our pieces so we can build in parallel without stepping on each other. Each person still implements the module they own; this document only fixes the inputs and outputs where our modules meet.</w:t>
-      </w:r>
-    </w:p>
-    <w:p>
-      <w:r>
-        <w:t>If a field or convention below does not fit your part, flag it before you start coding, not after, so we only agree once.</w:t>
-      </w:r>
-    </w:p>
-    <w:p>
-      <w:pPr>
-        <w:pStyle w:val="Heading2"/>
-      </w:pPr>
-      <w:r>
-        <w:t>Why this exists</w:t>
-      </w:r>
-    </w:p>
-    <w:p>
-      <w:r>
-        <w:t>All eight training runs depend on the same chain: raw data, then cached face crops, then frozen splits, then training, then evaluation. If everyone agrees on the data manifest, the config keys, and the results format up front, then the eight runs drop straight into one transfer matrix at the end. If we skip this step, the last week becomes reconciling five slightly different file formats.</w:t>
-      </w:r>
-    </w:p>
-    <w:p>
-      <w:pPr>
-        <w:pStyle w:val="Heading2"/>
-      </w:pPr>
-      <w:r>
-        <w:t>Critical path (what blocks what)</w:t>
-      </w:r>
-    </w:p>
-    <w:p>
-      <w:r>
-        <w:rPr>
-          <w:rFonts w:ascii="Consolas" w:hAnsi="Consolas"/>
-          <w:sz w:val="18"/>
-        </w:rPr>
-        <w:t>Phase 1 raw data       (shared download, one copy)</w:t>
-        <w:br/>
-        <w:t xml:space="preserve">   -&gt; Phase 2 EDA              reads raw + manifest</w:t>
-        <w:br/>
-        <w:t xml:space="preserve">   -&gt; Phase 3 crop cache       produces the crops + manifest</w:t>
-        <w:br/>
-        <w:t xml:space="preserve">   -&gt; Phase 4 splits           reads manifest, writes the folds</w:t>
-        <w:br/>
-        <w:t xml:space="preserve">   -&gt; Phase 5 training         reads crops + a split + a config</w:t>
-        <w:br/>
-        <w:t xml:space="preserve">   -&gt; Phase 6 evaluation       reads results files, builds the matrix</w:t>
-      </w:r>
-    </w:p>
-    <w:p>
-      <w:r>
-        <w:t>The SimSwap synthesis runs alongside phases 3 to 5 and produces one extra test set. It does not block the eight runs. Who takes which piece is for the team to decide; this document only fixes where the pieces connect.</w:t>
-      </w:r>
-    </w:p>
-    <w:p>
-      <w:pPr>
-        <w:pStyle w:val="Heading2"/>
-      </w:pPr>
-      <w:r>
-        <w:t>Directory conventions</w:t>
-      </w:r>
-    </w:p>
-    <w:p>
-      <w:r>
-        <w:rPr>
-          <w:rFonts w:ascii="Consolas" w:hAnsi="Consolas"/>
-          <w:sz w:val="18"/>
-        </w:rPr>
-        <w:t>data/</w:t>
-        <w:br/>
-        <w:t xml:space="preserve">  raw/                      # FF++ c23 videos as downloaded (git-ignored)</w:t>
-        <w:br/>
-        <w:t xml:space="preserve">  processed/                # cached face crops, .npy or .pt (git-ignored)</w:t>
-        <w:br/>
-        <w:t xml:space="preserve">  manifests/crops.parquet   # index of every cached crop (committed, small)</w:t>
-        <w:br/>
-        <w:t xml:space="preserve">  splits/holdout-&lt;method&gt;.csv   # one file per leave-one-out fold (committed)</w:t>
-        <w:br/>
-        <w:t xml:space="preserve">  simswap/                  # self-generated SimSwap fakes (git-ignored)</w:t>
-        <w:br/>
-        <w:t>models/                     # detector + generator code</w:t>
-        <w:br/>
-        <w:t>experiments/</w:t>
-        <w:br/>
-        <w:t xml:space="preserve">  train.py  evaluate.py     # shared entry points</w:t>
-        <w:br/>
-        <w:t xml:space="preserve">  results/&lt;run_name&gt;.json   # one results file per run (committed, small)</w:t>
-        <w:br/>
-        <w:t>configs/&lt;model&gt;_&lt;fold&gt;.yaml # one config per run</w:t>
-      </w:r>
-    </w:p>
-    <w:p>
-      <w:r>
-        <w:t>Only small index and result files are committed. Videos, crops, and checkpoints are git-ignored.</w:t>
-      </w:r>
-    </w:p>
-    <w:p>
-      <w:pPr>
-        <w:pStyle w:val="Heading2"/>
-      </w:pPr>
-      <w:r>
-        <w:t>Contract 1: the crop manifest</w:t>
-      </w:r>
-    </w:p>
-    <w:p>
-      <w:r>
-        <w:rPr>
-          <w:rFonts w:ascii="Consolas" w:hAnsi="Consolas"/>
-          <w:sz w:val="20"/>
-        </w:rPr>
-        <w:t>data/manifests/crops.parquet</w:t>
-      </w:r>
-      <w:r>
-        <w:t>, one row per cached crop.</w:t>
-      </w:r>
-    </w:p>
-    <w:tbl>
-      <w:tblPr>
-        <w:tblStyle w:val="LightGrid-Accent1"/>
-        <w:tblW w:type="auto" w:w="0"/>
-        <w:tblLook w:firstColumn="1" w:firstRow="1" w:lastColumn="0" w:lastRow="0" w:noHBand="0" w:noVBand="1" w:val="04A0"/>
-      </w:tblPr>
-      <w:tblGrid>
-        <w:gridCol w:w="2880"/>
-        <w:gridCol w:w="2880"/>
-        <w:gridCol w:w="2880"/>
-      </w:tblGrid>
-      <w:tr>
-        <w:tc>
-          <w:tcPr>
-            <w:tcW w:type="dxa" w:w="2880"/>
-          </w:tcPr>
-          <w:p>
-            <w:r/>
-            <w:r>
-              <w:rPr>
-                <w:b/>
-                <w:sz w:val="18"/>
-              </w:rPr>
-              <w:t>column</w:t>
-            </w:r>
-          </w:p>
-        </w:tc>
-        <w:tc>
-          <w:tcPr>
-            <w:tcW w:type="dxa" w:w="2880"/>
-          </w:tcPr>
-          <w:p>
-            <w:r/>
-            <w:r>
-              <w:rPr>
-                <w:b/>
-                <w:sz w:val="18"/>
-              </w:rPr>
-              <w:t>type</w:t>
-            </w:r>
-          </w:p>
-        </w:tc>
-        <w:tc>
-          <w:tcPr>
-            <w:tcW w:type="dxa" w:w="2880"/>
-          </w:tcPr>
-          <w:p>
-            <w:r/>
-            <w:r>
-              <w:rPr>
-                <w:b/>
-                <w:sz w:val="18"/>
-              </w:rPr>
-              <w:t>meaning</w:t>
-            </w:r>
-          </w:p>
-        </w:tc>
-      </w:tr>
-      <w:tr>
-        <w:tc>
-          <w:tcPr>
-            <w:tcW w:type="dxa" w:w="2880"/>
-          </w:tcPr>
-          <w:p>
-            <w:r>
-              <w:rPr>
-                <w:sz w:val="18"/>
-              </w:rPr>
-            </w:r>
-            <w:r>
-              <w:rPr>
-                <w:rFonts w:ascii="Consolas" w:hAnsi="Consolas"/>
-                <w:sz w:val="18"/>
-              </w:rPr>
-              <w:t>crop_id</w:t>
-            </w:r>
-          </w:p>
-        </w:tc>
-        <w:tc>
-          <w:tcPr>
-            <w:tcW w:type="dxa" w:w="2880"/>
-          </w:tcPr>
-          <w:p>
-            <w:r>
-              <w:rPr>
-                <w:sz w:val="18"/>
-              </w:rPr>
-            </w:r>
-            <w:r>
-              <w:rPr>
-                <w:sz w:val="18"/>
-              </w:rPr>
-              <w:t>str</w:t>
-            </w:r>
-          </w:p>
-        </w:tc>
-        <w:tc>
-          <w:tcPr>
-            <w:tcW w:type="dxa" w:w="2880"/>
-          </w:tcPr>
-          <w:p>
-            <w:r>
-              <w:rPr>
-                <w:sz w:val="18"/>
-              </w:rPr>
-            </w:r>
-            <w:r>
-              <w:rPr>
-                <w:sz w:val="18"/>
-              </w:rPr>
-              <w:t xml:space="preserve">unique id, e.g. </w:t>
-            </w:r>
-            <w:r>
-              <w:rPr>
-                <w:rFonts w:ascii="Consolas" w:hAnsi="Consolas"/>
-                <w:sz w:val="18"/>
-              </w:rPr>
-              <w:t>FaceSwap_033_097_f012</w:t>
-            </w:r>
-          </w:p>
-        </w:tc>
-      </w:tr>
-      <w:tr>
-        <w:tc>
-          <w:tcPr>
-            <w:tcW w:type="dxa" w:w="2880"/>
-          </w:tcPr>
-          <w:p>
-            <w:r>
-              <w:rPr>
-                <w:sz w:val="18"/>
-              </w:rPr>
-            </w:r>
-            <w:r>
-              <w:rPr>
-                <w:rFonts w:ascii="Consolas" w:hAnsi="Consolas"/>
-                <w:sz w:val="18"/>
-              </w:rPr>
-              <w:t>clip_id</w:t>
-            </w:r>
-          </w:p>
-        </w:tc>
-        <w:tc>
-          <w:tcPr>
-            <w:tcW w:type="dxa" w:w="2880"/>
-          </w:tcPr>
-          <w:p>
-            <w:r>
-              <w:rPr>
-                <w:sz w:val="18"/>
-              </w:rPr>
-            </w:r>
-            <w:r>
-              <w:rPr>
-                <w:sz w:val="18"/>
-              </w:rPr>
-              <w:t>str</w:t>
-            </w:r>
-          </w:p>
-        </w:tc>
-        <w:tc>
-          <w:tcPr>
-            <w:tcW w:type="dxa" w:w="2880"/>
-          </w:tcPr>
-          <w:p>
-            <w:r>
-              <w:rPr>
-                <w:sz w:val="18"/>
-              </w:rPr>
-            </w:r>
-            <w:r>
-              <w:rPr>
-                <w:sz w:val="18"/>
-              </w:rPr>
-              <w:t xml:space="preserve">source clip, e.g. </w:t>
-            </w:r>
-            <w:r>
-              <w:rPr>
-                <w:rFonts w:ascii="Consolas" w:hAnsi="Consolas"/>
-                <w:sz w:val="18"/>
-              </w:rPr>
-              <w:t>033_097</w:t>
-            </w:r>
-          </w:p>
-        </w:tc>
-      </w:tr>
-      <w:tr>
-        <w:tc>
-          <w:tcPr>
-            <w:tcW w:type="dxa" w:w="2880"/>
-          </w:tcPr>
-          <w:p>
-            <w:r>
-              <w:rPr>
-                <w:sz w:val="18"/>
-              </w:rPr>
-            </w:r>
-            <w:r>
-              <w:rPr>
-                <w:rFonts w:ascii="Consolas" w:hAnsi="Consolas"/>
-                <w:sz w:val="18"/>
-              </w:rPr>
-              <w:t>source_id</w:t>
-            </w:r>
-          </w:p>
-        </w:tc>
-        <w:tc>
-          <w:tcPr>
-            <w:tcW w:type="dxa" w:w="2880"/>
-          </w:tcPr>
-          <w:p>
-            <w:r>
-              <w:rPr>
-                <w:sz w:val="18"/>
-              </w:rPr>
-            </w:r>
-            <w:r>
-              <w:rPr>
-                <w:sz w:val="18"/>
-              </w:rPr>
-              <w:t>str</w:t>
-            </w:r>
-          </w:p>
-        </w:tc>
-        <w:tc>
-          <w:tcPr>
-            <w:tcW w:type="dxa" w:w="2880"/>
-          </w:tcPr>
-          <w:p>
-            <w:r>
-              <w:rPr>
-                <w:sz w:val="18"/>
-              </w:rPr>
-            </w:r>
-            <w:r>
-              <w:rPr>
-                <w:sz w:val="18"/>
-              </w:rPr>
-              <w:t xml:space="preserve">identity / source sequence, e.g. </w:t>
-            </w:r>
-            <w:r>
-              <w:rPr>
-                <w:rFonts w:ascii="Consolas" w:hAnsi="Consolas"/>
-                <w:sz w:val="18"/>
-              </w:rPr>
-              <w:t>033</w:t>
-            </w:r>
-            <w:r>
-              <w:rPr>
-                <w:sz w:val="18"/>
-              </w:rPr>
-              <w:t>. Used to enforce identity-disjoint splits</w:t>
-            </w:r>
-          </w:p>
-        </w:tc>
-      </w:tr>
-      <w:tr>
-        <w:tc>
-          <w:tcPr>
-            <w:tcW w:type="dxa" w:w="2880"/>
-          </w:tcPr>
-          <w:p>
-            <w:r>
-              <w:rPr>
-                <w:sz w:val="18"/>
-              </w:rPr>
-            </w:r>
-            <w:r>
-              <w:rPr>
-                <w:rFonts w:ascii="Consolas" w:hAnsi="Consolas"/>
-                <w:sz w:val="18"/>
-              </w:rPr>
-              <w:t>method</w:t>
-            </w:r>
-          </w:p>
-        </w:tc>
-        <w:tc>
-          <w:tcPr>
-            <w:tcW w:type="dxa" w:w="2880"/>
-          </w:tcPr>
-          <w:p>
-            <w:r>
-              <w:rPr>
-                <w:sz w:val="18"/>
-              </w:rPr>
-            </w:r>
-            <w:r>
-              <w:rPr>
-                <w:sz w:val="18"/>
-              </w:rPr>
-              <w:t>str</w:t>
-            </w:r>
-          </w:p>
-        </w:tc>
-        <w:tc>
-          <w:tcPr>
-            <w:tcW w:type="dxa" w:w="2880"/>
-          </w:tcPr>
-          <w:p>
-            <w:r>
-              <w:rPr>
-                <w:sz w:val="18"/>
-              </w:rPr>
-            </w:r>
-            <w:r>
-              <w:rPr>
-                <w:sz w:val="18"/>
-              </w:rPr>
-              <w:t xml:space="preserve">one of </w:t>
-            </w:r>
-            <w:r>
-              <w:rPr>
-                <w:rFonts w:ascii="Consolas" w:hAnsi="Consolas"/>
-                <w:sz w:val="18"/>
-              </w:rPr>
-              <w:t>real</w:t>
-            </w:r>
-            <w:r>
-              <w:rPr>
-                <w:sz w:val="18"/>
-              </w:rPr>
-              <w:t xml:space="preserve">, </w:t>
-            </w:r>
-            <w:r>
-              <w:rPr>
-                <w:rFonts w:ascii="Consolas" w:hAnsi="Consolas"/>
-                <w:sz w:val="18"/>
-              </w:rPr>
-              <w:t>DeepFakes</w:t>
-            </w:r>
-            <w:r>
-              <w:rPr>
-                <w:sz w:val="18"/>
-              </w:rPr>
-              <w:t xml:space="preserve">, </w:t>
-            </w:r>
-            <w:r>
-              <w:rPr>
-                <w:rFonts w:ascii="Consolas" w:hAnsi="Consolas"/>
-                <w:sz w:val="18"/>
-              </w:rPr>
-              <w:t>Face2Face</w:t>
-            </w:r>
-            <w:r>
-              <w:rPr>
-                <w:sz w:val="18"/>
-              </w:rPr>
-              <w:t xml:space="preserve">, </w:t>
-            </w:r>
-            <w:r>
-              <w:rPr>
-                <w:rFonts w:ascii="Consolas" w:hAnsi="Consolas"/>
-                <w:sz w:val="18"/>
-              </w:rPr>
-              <w:t>FaceSwap</w:t>
-            </w:r>
-            <w:r>
-              <w:rPr>
-                <w:sz w:val="18"/>
-              </w:rPr>
-              <w:t xml:space="preserve">, </w:t>
-            </w:r>
-            <w:r>
-              <w:rPr>
-                <w:rFonts w:ascii="Consolas" w:hAnsi="Consolas"/>
-                <w:sz w:val="18"/>
-              </w:rPr>
-              <w:t>NeuralTextures</w:t>
-            </w:r>
-            <w:r>
-              <w:rPr>
-                <w:sz w:val="18"/>
-              </w:rPr>
-              <w:t xml:space="preserve">, </w:t>
-            </w:r>
-            <w:r>
-              <w:rPr>
-                <w:rFonts w:ascii="Consolas" w:hAnsi="Consolas"/>
-                <w:sz w:val="18"/>
-              </w:rPr>
-              <w:t>SimSwap</w:t>
-            </w:r>
-          </w:p>
-        </w:tc>
-      </w:tr>
-      <w:tr>
-        <w:tc>
-          <w:tcPr>
-            <w:tcW w:type="dxa" w:w="2880"/>
-          </w:tcPr>
-          <w:p>
-            <w:r>
-              <w:rPr>
-                <w:sz w:val="18"/>
-              </w:rPr>
-            </w:r>
-            <w:r>
-              <w:rPr>
-                <w:rFonts w:ascii="Consolas" w:hAnsi="Consolas"/>
-                <w:sz w:val="18"/>
-              </w:rPr>
-              <w:t>label</w:t>
-            </w:r>
-          </w:p>
-        </w:tc>
-        <w:tc>
-          <w:tcPr>
-            <w:tcW w:type="dxa" w:w="2880"/>
-          </w:tcPr>
-          <w:p>
-            <w:r>
-              <w:rPr>
-                <w:sz w:val="18"/>
-              </w:rPr>
-            </w:r>
-            <w:r>
-              <w:rPr>
-                <w:sz w:val="18"/>
-              </w:rPr>
-              <w:t>int</w:t>
-            </w:r>
-          </w:p>
-        </w:tc>
-        <w:tc>
-          <w:tcPr>
-            <w:tcW w:type="dxa" w:w="2880"/>
-          </w:tcPr>
-          <w:p>
-            <w:r>
-              <w:rPr>
-                <w:sz w:val="18"/>
-              </w:rPr>
-            </w:r>
-            <w:r>
-              <w:rPr>
-                <w:rFonts w:ascii="Consolas" w:hAnsi="Consolas"/>
-                <w:sz w:val="18"/>
-              </w:rPr>
-              <w:t>0</w:t>
-            </w:r>
-            <w:r>
-              <w:rPr>
-                <w:sz w:val="18"/>
-              </w:rPr>
-              <w:t xml:space="preserve"> real, </w:t>
-            </w:r>
-            <w:r>
-              <w:rPr>
-                <w:rFonts w:ascii="Consolas" w:hAnsi="Consolas"/>
-                <w:sz w:val="18"/>
-              </w:rPr>
-              <w:t>1</w:t>
-            </w:r>
-            <w:r>
-              <w:rPr>
-                <w:sz w:val="18"/>
-              </w:rPr>
-              <w:t xml:space="preserve"> fake</w:t>
-            </w:r>
-          </w:p>
-        </w:tc>
-      </w:tr>
-      <w:tr>
-        <w:tc>
-          <w:tcPr>
-            <w:tcW w:type="dxa" w:w="2880"/>
-          </w:tcPr>
-          <w:p>
-            <w:r>
-              <w:rPr>
-                <w:sz w:val="18"/>
-              </w:rPr>
-            </w:r>
-            <w:r>
-              <w:rPr>
-                <w:rFonts w:ascii="Consolas" w:hAnsi="Consolas"/>
-                <w:sz w:val="18"/>
-              </w:rPr>
-              <w:t>official_split</w:t>
-            </w:r>
-          </w:p>
-        </w:tc>
-        <w:tc>
-          <w:tcPr>
-            <w:tcW w:type="dxa" w:w="2880"/>
-          </w:tcPr>
-          <w:p>
-            <w:r>
-              <w:rPr>
-                <w:sz w:val="18"/>
-              </w:rPr>
-            </w:r>
-            <w:r>
-              <w:rPr>
-                <w:sz w:val="18"/>
-              </w:rPr>
-              <w:t>str</w:t>
-            </w:r>
-          </w:p>
-        </w:tc>
-        <w:tc>
-          <w:tcPr>
-            <w:tcW w:type="dxa" w:w="2880"/>
-          </w:tcPr>
-          <w:p>
-            <w:r>
-              <w:rPr>
-                <w:sz w:val="18"/>
-              </w:rPr>
-            </w:r>
-            <w:r>
-              <w:rPr>
-                <w:sz w:val="18"/>
-              </w:rPr>
-              <w:t xml:space="preserve">FF++ split of the source: </w:t>
-            </w:r>
-            <w:r>
-              <w:rPr>
-                <w:rFonts w:ascii="Consolas" w:hAnsi="Consolas"/>
-                <w:sz w:val="18"/>
-              </w:rPr>
-              <w:t>train</w:t>
-            </w:r>
-            <w:r>
-              <w:rPr>
-                <w:sz w:val="18"/>
-              </w:rPr>
-              <w:t xml:space="preserve">, </w:t>
-            </w:r>
-            <w:r>
-              <w:rPr>
-                <w:rFonts w:ascii="Consolas" w:hAnsi="Consolas"/>
-                <w:sz w:val="18"/>
-              </w:rPr>
-              <w:t>val</w:t>
-            </w:r>
-            <w:r>
-              <w:rPr>
-                <w:sz w:val="18"/>
-              </w:rPr>
-              <w:t xml:space="preserve">, </w:t>
-            </w:r>
-            <w:r>
-              <w:rPr>
-                <w:rFonts w:ascii="Consolas" w:hAnsi="Consolas"/>
-                <w:sz w:val="18"/>
-              </w:rPr>
-              <w:t>test</w:t>
-            </w:r>
-            <w:r>
-              <w:rPr>
-                <w:sz w:val="18"/>
-              </w:rPr>
-              <w:t xml:space="preserve"> (the official 720 / 140 / 140)</w:t>
-            </w:r>
-          </w:p>
-        </w:tc>
-      </w:tr>
-      <w:tr>
-        <w:tc>
-          <w:tcPr>
-            <w:tcW w:type="dxa" w:w="2880"/>
-          </w:tcPr>
-          <w:p>
-            <w:r>
-              <w:rPr>
-                <w:sz w:val="18"/>
-              </w:rPr>
-            </w:r>
-            <w:r>
-              <w:rPr>
-                <w:rFonts w:ascii="Consolas" w:hAnsi="Consolas"/>
-                <w:sz w:val="18"/>
-              </w:rPr>
-              <w:t>frame_idx</w:t>
-            </w:r>
-          </w:p>
-        </w:tc>
-        <w:tc>
-          <w:tcPr>
-            <w:tcW w:type="dxa" w:w="2880"/>
-          </w:tcPr>
-          <w:p>
-            <w:r>
-              <w:rPr>
-                <w:sz w:val="18"/>
-              </w:rPr>
-            </w:r>
-            <w:r>
-              <w:rPr>
-                <w:sz w:val="18"/>
-              </w:rPr>
-              <w:t>int</w:t>
-            </w:r>
-          </w:p>
-        </w:tc>
-        <w:tc>
-          <w:tcPr>
-            <w:tcW w:type="dxa" w:w="2880"/>
-          </w:tcPr>
-          <w:p>
-            <w:r>
-              <w:rPr>
-                <w:sz w:val="18"/>
-              </w:rPr>
-            </w:r>
-            <w:r>
-              <w:rPr>
-                <w:sz w:val="18"/>
-              </w:rPr>
-              <w:t>frame index sampled from the clip</w:t>
-            </w:r>
-          </w:p>
-        </w:tc>
-      </w:tr>
-      <w:tr>
-        <w:tc>
-          <w:tcPr>
-            <w:tcW w:type="dxa" w:w="2880"/>
-          </w:tcPr>
-          <w:p>
-            <w:r>
-              <w:rPr>
-                <w:sz w:val="18"/>
-              </w:rPr>
-            </w:r>
-            <w:r>
-              <w:rPr>
-                <w:rFonts w:ascii="Consolas" w:hAnsi="Consolas"/>
-                <w:sz w:val="18"/>
-              </w:rPr>
-              <w:t>compression</w:t>
-            </w:r>
-          </w:p>
-        </w:tc>
-        <w:tc>
-          <w:tcPr>
-            <w:tcW w:type="dxa" w:w="2880"/>
-          </w:tcPr>
-          <w:p>
-            <w:r>
-              <w:rPr>
-                <w:sz w:val="18"/>
-              </w:rPr>
-            </w:r>
-            <w:r>
-              <w:rPr>
-                <w:sz w:val="18"/>
-              </w:rPr>
-              <w:t>str</w:t>
-            </w:r>
-          </w:p>
-        </w:tc>
-        <w:tc>
-          <w:tcPr>
-            <w:tcW w:type="dxa" w:w="2880"/>
-          </w:tcPr>
-          <w:p>
-            <w:r>
-              <w:rPr>
-                <w:sz w:val="18"/>
-              </w:rPr>
-            </w:r>
-            <w:r>
-              <w:rPr>
-                <w:rFonts w:ascii="Consolas" w:hAnsi="Consolas"/>
-                <w:sz w:val="18"/>
-              </w:rPr>
-              <w:t>c23</w:t>
-            </w:r>
-          </w:p>
-        </w:tc>
-      </w:tr>
-      <w:tr>
-        <w:tc>
-          <w:tcPr>
-            <w:tcW w:type="dxa" w:w="2880"/>
-          </w:tcPr>
-          <w:p>
-            <w:r>
-              <w:rPr>
-                <w:sz w:val="18"/>
-              </w:rPr>
-            </w:r>
-            <w:r>
-              <w:rPr>
-                <w:rFonts w:ascii="Consolas" w:hAnsi="Consolas"/>
-                <w:sz w:val="18"/>
-              </w:rPr>
-              <w:t>path</w:t>
-            </w:r>
-          </w:p>
-        </w:tc>
-        <w:tc>
-          <w:tcPr>
-            <w:tcW w:type="dxa" w:w="2880"/>
-          </w:tcPr>
-          <w:p>
-            <w:r>
-              <w:rPr>
-                <w:sz w:val="18"/>
-              </w:rPr>
-            </w:r>
-            <w:r>
-              <w:rPr>
-                <w:sz w:val="18"/>
-              </w:rPr>
-              <w:t>str</w:t>
-            </w:r>
-          </w:p>
-        </w:tc>
-        <w:tc>
-          <w:tcPr>
-            <w:tcW w:type="dxa" w:w="2880"/>
-          </w:tcPr>
-          <w:p>
-            <w:r>
-              <w:rPr>
-                <w:sz w:val="18"/>
-              </w:rPr>
-            </w:r>
-            <w:r>
-              <w:rPr>
-                <w:sz w:val="18"/>
-              </w:rPr>
-              <w:t>path to the cached crop, relative to repo root</w:t>
-            </w:r>
-          </w:p>
-        </w:tc>
-      </w:tr>
-    </w:tbl>
-    <w:p>
-      <w:r>
-        <w:t>Rules we rely on:</w:t>
-      </w:r>
-    </w:p>
-    <w:p>
-      <w:pPr>
-        <w:pStyle w:val="ListBullet"/>
-      </w:pPr>
-      <w:r>
-        <w:rPr>
-          <w:rFonts w:ascii="Consolas" w:hAnsi="Consolas"/>
-          <w:sz w:val="20"/>
-        </w:rPr>
-        <w:t>source_id</w:t>
-      </w:r>
-      <w:r>
-        <w:t xml:space="preserve"> is the same across a real clip and every manipulation made from it,</w:t>
-      </w:r>
-    </w:p>
-    <w:p>
-      <w:r>
-        <w:t xml:space="preserve">so splitting on </w:t>
-      </w:r>
-      <w:r>
-        <w:rPr>
-          <w:rFonts w:ascii="Consolas" w:hAnsi="Consolas"/>
-          <w:sz w:val="20"/>
-        </w:rPr>
-        <w:t>source_id</w:t>
-      </w:r>
-      <w:r>
-        <w:t xml:space="preserve"> keeps identities disjoint.</w:t>
-      </w:r>
-    </w:p>
-    <w:p>
-      <w:pPr>
-        <w:pStyle w:val="ListBullet"/>
-      </w:pPr>
-      <w:r>
-        <w:t>Crop size is fixed by the model at load time (see config), so the cache can</w:t>
-      </w:r>
-    </w:p>
-    <w:p>
-      <w:r>
-        <w:t>store one canonical size and each loader resizes if needed.</w:t>
-      </w:r>
-    </w:p>
-    <w:p>
-      <w:pPr>
-        <w:pStyle w:val="Heading2"/>
-      </w:pPr>
-      <w:r>
-        <w:t>Contract 2: the split manifests</w:t>
-      </w:r>
-    </w:p>
-    <w:p>
-      <w:r>
-        <w:t xml:space="preserve">One CSV per leave-one-manipulation-out fold, in </w:t>
-      </w:r>
-      <w:r>
-        <w:rPr>
-          <w:rFonts w:ascii="Consolas" w:hAnsi="Consolas"/>
-          <w:sz w:val="20"/>
-        </w:rPr>
-        <w:t>data/splits/</w:t>
-      </w:r>
-      <w:r>
-        <w:t>:</w:t>
-      </w:r>
-    </w:p>
-    <w:p>
-      <w:r>
-        <w:rPr>
-          <w:rFonts w:ascii="Consolas" w:hAnsi="Consolas"/>
-          <w:sz w:val="18"/>
-        </w:rPr>
-        <w:t>holdout-deepfakes.csv</w:t>
-        <w:br/>
-        <w:t>holdout-face2face.csv</w:t>
-        <w:br/>
-        <w:t>holdout-faceswap.csv</w:t>
-        <w:br/>
-        <w:t>holdout-neuraltextures.csv</w:t>
-      </w:r>
-    </w:p>
-    <w:p>
-      <w:r>
-        <w:t xml:space="preserve">Each file: two columns, </w:t>
-      </w:r>
-      <w:r>
-        <w:rPr>
-          <w:rFonts w:ascii="Consolas" w:hAnsi="Consolas"/>
-          <w:sz w:val="20"/>
-        </w:rPr>
-        <w:t>crop_id</w:t>
-      </w:r>
-      <w:r>
-        <w:t xml:space="preserve"> and </w:t>
-      </w:r>
-      <w:r>
-        <w:rPr>
-          <w:rFonts w:ascii="Consolas" w:hAnsi="Consolas"/>
-          <w:sz w:val="20"/>
-        </w:rPr>
-        <w:t>role</w:t>
-      </w:r>
-      <w:r>
-        <w:t xml:space="preserve">, where </w:t>
-      </w:r>
-      <w:r>
-        <w:rPr>
-          <w:rFonts w:ascii="Consolas" w:hAnsi="Consolas"/>
-          <w:sz w:val="20"/>
-        </w:rPr>
-        <w:t>role</w:t>
-      </w:r>
-      <w:r>
-        <w:t xml:space="preserve"> is </w:t>
-      </w:r>
-      <w:r>
-        <w:rPr>
-          <w:rFonts w:ascii="Consolas" w:hAnsi="Consolas"/>
-          <w:sz w:val="20"/>
-        </w:rPr>
-        <w:t>train</w:t>
-      </w:r>
-      <w:r>
-        <w:t xml:space="preserve">, </w:t>
-      </w:r>
-      <w:r>
-        <w:rPr>
-          <w:rFonts w:ascii="Consolas" w:hAnsi="Consolas"/>
-          <w:sz w:val="20"/>
-        </w:rPr>
-        <w:t>val</w:t>
-      </w:r>
-      <w:r>
-        <w:t xml:space="preserve">, or </w:t>
-      </w:r>
-      <w:r>
-        <w:rPr>
-          <w:rFonts w:ascii="Consolas" w:hAnsi="Consolas"/>
-          <w:sz w:val="20"/>
-        </w:rPr>
-        <w:t>test</w:t>
-      </w:r>
-      <w:r>
-        <w:t>.</w:t>
-      </w:r>
-    </w:p>
-    <w:p>
-      <w:r>
-        <w:t xml:space="preserve">Fold rule, using </w:t>
-      </w:r>
-      <w:r>
-        <w:rPr>
-          <w:rFonts w:ascii="Consolas" w:hAnsi="Consolas"/>
-          <w:sz w:val="20"/>
-        </w:rPr>
-        <w:t>holdout-faceswap.csv</w:t>
-      </w:r>
-      <w:r>
-        <w:t xml:space="preserve"> as the example:</w:t>
-      </w:r>
-    </w:p>
-    <w:p>
-      <w:pPr>
-        <w:pStyle w:val="ListBullet"/>
-      </w:pPr>
-      <w:r>
-        <w:rPr>
-          <w:rFonts w:ascii="Consolas" w:hAnsi="Consolas"/>
-          <w:sz w:val="20"/>
-        </w:rPr>
-        <w:t>train</w:t>
-      </w:r>
-      <w:r>
-        <w:t xml:space="preserve"> and </w:t>
-      </w:r>
-      <w:r>
-        <w:rPr>
-          <w:rFonts w:ascii="Consolas" w:hAnsi="Consolas"/>
-          <w:sz w:val="20"/>
-        </w:rPr>
-        <w:t>val</w:t>
-      </w:r>
-      <w:r>
-        <w:t xml:space="preserve">: </w:t>
-      </w:r>
-      <w:r>
-        <w:rPr>
-          <w:rFonts w:ascii="Consolas" w:hAnsi="Consolas"/>
-          <w:sz w:val="20"/>
-        </w:rPr>
-        <w:t>real</w:t>
-      </w:r>
-      <w:r>
-        <w:t xml:space="preserve"> plus </w:t>
-      </w:r>
-      <w:r>
-        <w:rPr>
-          <w:rFonts w:ascii="Consolas" w:hAnsi="Consolas"/>
-          <w:sz w:val="20"/>
-        </w:rPr>
-        <w:t>DeepFakes</w:t>
-      </w:r>
-      <w:r>
-        <w:t xml:space="preserve">, </w:t>
-      </w:r>
-      <w:r>
-        <w:rPr>
-          <w:rFonts w:ascii="Consolas" w:hAnsi="Consolas"/>
-          <w:sz w:val="20"/>
-        </w:rPr>
-        <w:t>Face2Face</w:t>
-      </w:r>
-      <w:r>
-        <w:t xml:space="preserve">, </w:t>
-      </w:r>
-      <w:r>
-        <w:rPr>
-          <w:rFonts w:ascii="Consolas" w:hAnsi="Consolas"/>
-          <w:sz w:val="20"/>
-        </w:rPr>
-        <w:t>NeuralTextures</w:t>
-      </w:r>
-    </w:p>
-    <w:p>
-      <w:pPr>
-        <w:pStyle w:val="ListBullet"/>
-      </w:pPr>
-      <w:r>
-        <w:rPr>
-          <w:rFonts w:ascii="Consolas" w:hAnsi="Consolas"/>
-          <w:sz w:val="20"/>
-        </w:rPr>
-        <w:t>test</w:t>
-      </w:r>
-      <w:r>
-        <w:t xml:space="preserve">: </w:t>
-      </w:r>
-      <w:r>
-        <w:rPr>
-          <w:rFonts w:ascii="Consolas" w:hAnsi="Consolas"/>
-          <w:sz w:val="20"/>
-        </w:rPr>
-        <w:t>real</w:t>
-      </w:r>
-      <w:r>
-        <w:t xml:space="preserve"> plus </w:t>
-      </w:r>
-      <w:r>
-        <w:rPr>
-          <w:rFonts w:ascii="Consolas" w:hAnsi="Consolas"/>
-          <w:sz w:val="20"/>
-        </w:rPr>
-        <w:t>FaceSwap</w:t>
-      </w:r>
-      <w:r>
-        <w:t xml:space="preserve"> only (the held-out method, never seen in training)</w:t>
-      </w:r>
-    </w:p>
-    <w:p>
-      <w:r>
-        <w:t xml:space="preserve">Hard invariant, checked by an audit script before any training: no </w:t>
-      </w:r>
-      <w:r>
-        <w:rPr>
-          <w:rFonts w:ascii="Consolas" w:hAnsi="Consolas"/>
-          <w:sz w:val="20"/>
-        </w:rPr>
-        <w:t>source_id</w:t>
-      </w:r>
-      <w:r>
-        <w:t xml:space="preserve"> appears in both a </w:t>
-      </w:r>
-      <w:r>
-        <w:rPr>
-          <w:rFonts w:ascii="Consolas" w:hAnsi="Consolas"/>
-          <w:sz w:val="20"/>
-        </w:rPr>
-        <w:t>train</w:t>
-      </w:r>
-      <w:r>
-        <w:t>/</w:t>
-      </w:r>
-      <w:r>
-        <w:rPr>
-          <w:rFonts w:ascii="Consolas" w:hAnsi="Consolas"/>
-          <w:sz w:val="20"/>
-        </w:rPr>
-        <w:t>val</w:t>
-      </w:r>
-      <w:r>
-        <w:t xml:space="preserve"> role and the </w:t>
-      </w:r>
-      <w:r>
-        <w:rPr>
-          <w:rFonts w:ascii="Consolas" w:hAnsi="Consolas"/>
-          <w:sz w:val="20"/>
-        </w:rPr>
-        <w:t>test</w:t>
-      </w:r>
-      <w:r>
-        <w:t xml:space="preserve"> role of the same fold. If the audit fails, the fold is not valid and training does not start.</w:t>
-      </w:r>
-    </w:p>
-    <w:p>
-      <w:pPr>
-        <w:pStyle w:val="Heading2"/>
-      </w:pPr>
-      <w:r>
-        <w:t>Contract 3: the run config</w:t>
-      </w:r>
-    </w:p>
-    <w:p>
-      <w:r>
-        <w:rPr>
-          <w:rFonts w:ascii="Consolas" w:hAnsi="Consolas"/>
-          <w:sz w:val="20"/>
-        </w:rPr>
-        <w:t>configs/&lt;model&gt;_&lt;fold&gt;.yaml</w:t>
-      </w:r>
-      <w:r>
-        <w:t xml:space="preserve">. Every run reads exactly these keys, so </w:t>
-      </w:r>
-      <w:r>
-        <w:rPr>
-          <w:rFonts w:ascii="Consolas" w:hAnsi="Consolas"/>
-          <w:sz w:val="20"/>
-        </w:rPr>
-        <w:t>train.py</w:t>
-      </w:r>
-      <w:r>
-        <w:t xml:space="preserve"> never hard-codes anything.</w:t>
-      </w:r>
-    </w:p>
-    <w:p>
-      <w:r>
-        <w:rPr>
-          <w:rFonts w:ascii="Consolas" w:hAnsi="Consolas"/>
-          <w:sz w:val="18"/>
-        </w:rPr>
-        <w:t>run_name: efficientnet_holdout-faceswap   # also the results filename and W&amp;B run</w:t>
-        <w:br/>
-        <w:t>seed: 1337                                 # identical across all eight runs</w:t>
-        <w:br/>
-        <w:br/>
-        <w:t>model:</w:t>
-        <w:br/>
-        <w:t xml:space="preserve">  backbone: efficientnet_b4                # or: xception</w:t>
-        <w:br/>
-        <w:t xml:space="preserve">  pretrained: true</w:t>
-        <w:br/>
-        <w:t xml:space="preserve">  input_size: 224                          # 299 for xception</w:t>
-        <w:br/>
-        <w:t xml:space="preserve">  normalize: imagenet</w:t>
-        <w:br/>
-        <w:br/>
-        <w:t>data:</w:t>
-        <w:br/>
-        <w:t xml:space="preserve">  manifest: data/manifests/crops.parquet</w:t>
-        <w:br/>
-        <w:t xml:space="preserve">  split: data/splits/holdout-faceswap.csv</w:t>
-        <w:br/>
-        <w:t xml:space="preserve">  held_out_method: FaceSwap                # the unseen method for this fold</w:t>
-        <w:br/>
-        <w:br/>
-        <w:t>train:</w:t>
-        <w:br/>
-        <w:t xml:space="preserve">  epochs: 15</w:t>
-        <w:br/>
-        <w:t xml:space="preserve">  batch_size: 64</w:t>
-        <w:br/>
-        <w:t xml:space="preserve">  lr: 0.0003</w:t>
-        <w:br/>
-        <w:t xml:space="preserve">  optimizer: adamw</w:t>
-        <w:br/>
-        <w:t xml:space="preserve">  amp: bf16                                # fp16 on the P100</w:t>
-        <w:br/>
-        <w:t xml:space="preserve">  checkpoint_dir: checkpoints/efficientnet_holdout-faceswap</w:t>
-        <w:br/>
-        <w:br/>
-        <w:t>eval:</w:t>
-        <w:br/>
-        <w:t xml:space="preserve">  video_level: true                        # video score = mean of frame scores</w:t>
-        <w:br/>
-        <w:t xml:space="preserve">  extra_test_sets:                         # never trained on, evaluated as unseen</w:t>
-        <w:br/>
-        <w:t xml:space="preserve">    - name: SimSwap</w:t>
-        <w:br/>
-        <w:t xml:space="preserve">      split: data/splits/simswap-test.csv</w:t>
-      </w:r>
-    </w:p>
-    <w:p>
-      <w:r>
-        <w:t xml:space="preserve">Anything a run needs to differ on lives here. Two runs that share a backbone differ only by the </w:t>
-      </w:r>
-      <w:r>
-        <w:rPr>
-          <w:rFonts w:ascii="Consolas" w:hAnsi="Consolas"/>
-          <w:sz w:val="20"/>
-        </w:rPr>
-        <w:t>split</w:t>
-      </w:r>
-      <w:r>
-        <w:t xml:space="preserve"> and </w:t>
-      </w:r>
-      <w:r>
-        <w:rPr>
-          <w:rFonts w:ascii="Consolas" w:hAnsi="Consolas"/>
-          <w:sz w:val="20"/>
-        </w:rPr>
-        <w:t>held_out_method</w:t>
-      </w:r>
-      <w:r>
-        <w:t xml:space="preserve"> lines.</w:t>
-      </w:r>
-    </w:p>
-    <w:p>
-      <w:pPr>
-        <w:pStyle w:val="Heading2"/>
-      </w:pPr>
-      <w:r>
-        <w:t>Contract 4: the results file</w:t>
-      </w:r>
-    </w:p>
-    <w:p>
-      <w:r>
-        <w:t xml:space="preserve">Each run writes </w:t>
-      </w:r>
-      <w:r>
-        <w:rPr>
-          <w:rFonts w:ascii="Consolas" w:hAnsi="Consolas"/>
-          <w:sz w:val="20"/>
-        </w:rPr>
-        <w:t>experiments/results/&lt;run_name&gt;.json</w:t>
-      </w:r>
-      <w:r>
-        <w:t xml:space="preserve"> and logs the same numbers to W&amp;B. This is the single format the transfer matrix is built from, so it is the most important contract to get right.</w:t>
-      </w:r>
-    </w:p>
-    <w:p>
-      <w:r>
-        <w:rPr>
-          <w:rFonts w:ascii="Consolas" w:hAnsi="Consolas"/>
-          <w:sz w:val="18"/>
-        </w:rPr>
-        <w:t>{</w:t>
-        <w:br/>
-        <w:t xml:space="preserve">  "run_name": "efficientnet_holdout-faceswap",</w:t>
-        <w:br/>
-        <w:t xml:space="preserve">  "backbone": "efficientnet_b4",</w:t>
-        <w:br/>
-        <w:t xml:space="preserve">  "held_out_method": "FaceSwap",</w:t>
-        <w:br/>
-        <w:t xml:space="preserve">  "seed": 1337,</w:t>
-        <w:br/>
-        <w:t xml:space="preserve">  "level": "video",</w:t>
-        <w:br/>
-        <w:t xml:space="preserve">  "results": [</w:t>
-        <w:br/>
-        <w:t xml:space="preserve">    {"tested_on": "DeepFakes",      "seen": true,  "auc": 0.981, "acc": 0.95, "precision": 0.95, "recall": 0.94, "f1": 0.94},</w:t>
-        <w:br/>
-        <w:t xml:space="preserve">    {"tested_on": "Face2Face",      "seen": true,  "auc": 0.976, "acc": 0.94, "precision": 0.94, "recall": 0.93, "f1": 0.93},</w:t>
-        <w:br/>
-        <w:t xml:space="preserve">    {"tested_on": "NeuralTextures", "seen": true,  "auc": 0.969, "acc": 0.93, "precision": 0.93, "recall": 0.92, "f1": 0.92},</w:t>
-        <w:br/>
-        <w:t xml:space="preserve">    {"tested_on": "FaceSwap",       "seen": false, "auc": 0.612, "acc": 0.60, "precision": 0.61, "recall": 0.58, "f1": 0.59},</w:t>
-        <w:br/>
-        <w:t xml:space="preserve">    {"tested_on": "SimSwap",        "seen": false, "auc": 0.688, "acc": 0.66, "precision": 0.67, "recall": 0.64, "f1": 0.65}</w:t>
-        <w:br/>
-        <w:t xml:space="preserve">  ]</w:t>
-        <w:br/>
-        <w:t>}</w:t>
-      </w:r>
-    </w:p>
-    <w:p>
-      <w:r>
-        <w:t>Why each field matters:</w:t>
-      </w:r>
-    </w:p>
-    <w:p>
-      <w:pPr>
-        <w:pStyle w:val="ListBullet"/>
-      </w:pPr>
-      <w:r>
-        <w:rPr>
-          <w:rFonts w:ascii="Consolas" w:hAnsi="Consolas"/>
-          <w:sz w:val="20"/>
-        </w:rPr>
-        <w:t>seen</w:t>
-      </w:r>
-      <w:r>
-        <w:t xml:space="preserve"> marks whether the tested method was in this run's training set. The</w:t>
-      </w:r>
-    </w:p>
-    <w:p>
-      <w:r>
-        <w:t>seen-vs-unseen table and the ΔAUC column come straight from this flag, so we never fold unseen numbers into an average by accident.</w:t>
-      </w:r>
-    </w:p>
-    <w:p>
-      <w:pPr>
-        <w:pStyle w:val="ListBullet"/>
-      </w:pPr>
-      <w:r>
-        <w:rPr>
-          <w:rFonts w:ascii="Consolas" w:hAnsi="Consolas"/>
-          <w:sz w:val="20"/>
-        </w:rPr>
-        <w:t>tested_on</w:t>
-      </w:r>
-      <w:r>
-        <w:t xml:space="preserve"> includes the held-out FF++ method and </w:t>
-      </w:r>
-      <w:r>
-        <w:rPr>
-          <w:rFonts w:ascii="Consolas" w:hAnsi="Consolas"/>
-          <w:sz w:val="20"/>
-        </w:rPr>
-        <w:t>SimSwap</w:t>
-      </w:r>
-      <w:r>
-        <w:t>, so the</w:t>
-      </w:r>
-    </w:p>
-    <w:p>
-      <w:r>
-        <w:t>self-generated generator shows up as its own column for every run.</w:t>
-      </w:r>
-    </w:p>
-    <w:p>
-      <w:pPr>
-        <w:pStyle w:val="ListBullet"/>
-      </w:pPr>
-      <w:r>
-        <w:t>Report both frame level and video level. Either write two files</w:t>
-      </w:r>
-    </w:p>
-    <w:p>
-      <w:r>
-        <w:t>(</w:t>
-      </w:r>
-      <w:r>
-        <w:rPr>
-          <w:rFonts w:ascii="Consolas" w:hAnsi="Consolas"/>
-          <w:sz w:val="20"/>
-        </w:rPr>
-        <w:t>&lt;run_name&gt;_frame.json</w:t>
-      </w:r>
-      <w:r>
-        <w:t xml:space="preserve">, </w:t>
-      </w:r>
-      <w:r>
-        <w:rPr>
-          <w:rFonts w:ascii="Consolas" w:hAnsi="Consolas"/>
-          <w:sz w:val="20"/>
-        </w:rPr>
-        <w:t>&lt;run_name&gt;_video.json</w:t>
-      </w:r>
-      <w:r>
-        <w:t xml:space="preserve">) or add a top-level </w:t>
-      </w:r>
-      <w:r>
-        <w:rPr>
-          <w:rFonts w:ascii="Consolas" w:hAnsi="Consolas"/>
-          <w:sz w:val="20"/>
-        </w:rPr>
-        <w:t>level</w:t>
-      </w:r>
-      <w:r>
-        <w:t xml:space="preserve"> and emit both. Pick one at kickoff.</w:t>
-      </w:r>
-    </w:p>
-    <w:p>
-      <w:pPr>
-        <w:pStyle w:val="Heading2"/>
-      </w:pPr>
-      <w:r>
-        <w:t>Contract 5: experiment tracking</w:t>
-      </w:r>
-    </w:p>
-    <w:p>
-      <w:pPr>
-        <w:pStyle w:val="ListBullet"/>
-      </w:pPr>
-      <w:r>
-        <w:t xml:space="preserve">W&amp;B project: </w:t>
-      </w:r>
-      <w:r>
-        <w:rPr>
-          <w:rFonts w:ascii="Consolas" w:hAnsi="Consolas"/>
-          <w:sz w:val="20"/>
-        </w:rPr>
-        <w:t>cross-generator-deepfake</w:t>
-      </w:r>
-      <w:r>
-        <w:t xml:space="preserve"> (one project for the whole team).</w:t>
-      </w:r>
-    </w:p>
-    <w:p>
-      <w:pPr>
-        <w:pStyle w:val="ListBullet"/>
-      </w:pPr>
-      <w:r>
-        <w:rPr>
-          <w:rFonts w:ascii="Consolas" w:hAnsi="Consolas"/>
-          <w:sz w:val="20"/>
-        </w:rPr>
-        <w:t>group</w:t>
-      </w:r>
-      <w:r>
-        <w:t xml:space="preserve">: the fold, e.g. </w:t>
-      </w:r>
-      <w:r>
-        <w:rPr>
-          <w:rFonts w:ascii="Consolas" w:hAnsi="Consolas"/>
-          <w:sz w:val="20"/>
-        </w:rPr>
-        <w:t>holdout-faceswap</w:t>
-      </w:r>
-      <w:r>
-        <w:t>, so a model's four folds sit together.</w:t>
-      </w:r>
-    </w:p>
-    <w:p>
-      <w:pPr>
-        <w:pStyle w:val="ListBullet"/>
-      </w:pPr>
-      <w:r>
-        <w:rPr>
-          <w:rFonts w:ascii="Consolas" w:hAnsi="Consolas"/>
-          <w:sz w:val="20"/>
-        </w:rPr>
-        <w:t>name</w:t>
-      </w:r>
-      <w:r>
-        <w:t xml:space="preserve">: the config </w:t>
-      </w:r>
-      <w:r>
-        <w:rPr>
-          <w:rFonts w:ascii="Consolas" w:hAnsi="Consolas"/>
-          <w:sz w:val="20"/>
-        </w:rPr>
-        <w:t>run_name</w:t>
-      </w:r>
-      <w:r>
-        <w:t>.</w:t>
-      </w:r>
-    </w:p>
-    <w:p>
-      <w:pPr>
-        <w:pStyle w:val="ListBullet"/>
-      </w:pPr>
-      <w:r>
-        <w:rPr>
-          <w:rFonts w:ascii="Consolas" w:hAnsi="Consolas"/>
-          <w:sz w:val="20"/>
-        </w:rPr>
-        <w:t>tags</w:t>
-      </w:r>
-      <w:r>
-        <w:t xml:space="preserve">: </w:t>
-      </w:r>
-      <w:r>
-        <w:rPr>
-          <w:rFonts w:ascii="Consolas" w:hAnsi="Consolas"/>
-          <w:sz w:val="20"/>
-        </w:rPr>
-        <w:t>[backbone, held_out_method]</w:t>
-      </w:r>
-      <w:r>
-        <w:t>.</w:t>
-      </w:r>
-    </w:p>
-    <w:p>
-      <w:pPr>
-        <w:pStyle w:val="ListBullet"/>
-      </w:pPr>
-      <w:r>
-        <w:t>If a teammate has no internet on their training box, log to TensorBoard locally</w:t>
-      </w:r>
-    </w:p>
-    <w:p>
-      <w:r>
-        <w:t>and still write the JSON results file. The JSON is the source of truth; W&amp;B is the shared dashboard.</w:t>
-      </w:r>
-    </w:p>
-    <w:p>
-      <w:pPr>
-        <w:pStyle w:val="Heading2"/>
-      </w:pPr>
-      <w:r>
-        <w:t>Contract 6: branches and reviews</w:t>
-      </w:r>
-    </w:p>
-    <w:p>
-      <w:pPr>
-        <w:pStyle w:val="ListBullet"/>
-      </w:pPr>
-      <w:r>
-        <w:rPr>
-          <w:rFonts w:ascii="Consolas" w:hAnsi="Consolas"/>
-          <w:sz w:val="20"/>
-        </w:rPr>
-        <w:t>main</w:t>
-      </w:r>
-      <w:r>
-        <w:t xml:space="preserve"> stays working and is not committed to directly.</w:t>
-      </w:r>
-    </w:p>
-    <w:p>
-      <w:pPr>
-        <w:pStyle w:val="ListBullet"/>
-      </w:pPr>
-      <w:r>
-        <w:t xml:space="preserve">Module work: </w:t>
-      </w:r>
-      <w:r>
-        <w:rPr>
-          <w:rFonts w:ascii="Consolas" w:hAnsi="Consolas"/>
-          <w:sz w:val="20"/>
-        </w:rPr>
-        <w:t>feat/&lt;area&gt;</w:t>
-      </w:r>
-      <w:r>
-        <w:t xml:space="preserve">, e.g. </w:t>
-      </w:r>
-      <w:r>
-        <w:rPr>
-          <w:rFonts w:ascii="Consolas" w:hAnsi="Consolas"/>
-          <w:sz w:val="20"/>
-        </w:rPr>
-        <w:t>feat/preprocess</w:t>
-      </w:r>
-      <w:r>
-        <w:t xml:space="preserve">, </w:t>
-      </w:r>
-      <w:r>
-        <w:rPr>
-          <w:rFonts w:ascii="Consolas" w:hAnsi="Consolas"/>
-          <w:sz w:val="20"/>
-        </w:rPr>
-        <w:t>feat/eda</w:t>
-      </w:r>
-      <w:r>
-        <w:t xml:space="preserve">, </w:t>
-      </w:r>
-      <w:r>
-        <w:rPr>
-          <w:rFonts w:ascii="Consolas" w:hAnsi="Consolas"/>
-          <w:sz w:val="20"/>
-        </w:rPr>
-        <w:t>feat/train</w:t>
-      </w:r>
-      <w:r>
-        <w:t>,</w:t>
-      </w:r>
-    </w:p>
-    <w:p>
-      <w:r>
-        <w:rPr>
-          <w:rFonts w:ascii="Consolas" w:hAnsi="Consolas"/>
-          <w:sz w:val="20"/>
-        </w:rPr>
-        <w:t>feat/simswap</w:t>
-      </w:r>
-      <w:r>
-        <w:t>.</w:t>
-      </w:r>
-    </w:p>
-    <w:p>
-      <w:pPr>
-        <w:pStyle w:val="ListBullet"/>
-      </w:pPr>
-      <w:r>
-        <w:t xml:space="preserve">Training runs: </w:t>
-      </w:r>
-      <w:r>
-        <w:rPr>
-          <w:rFonts w:ascii="Consolas" w:hAnsi="Consolas"/>
-          <w:sz w:val="20"/>
-        </w:rPr>
-        <w:t>run/&lt;model&gt;-&lt;fold&gt;</w:t>
-      </w:r>
-      <w:r>
-        <w:t xml:space="preserve">, e.g. </w:t>
-      </w:r>
-      <w:r>
-        <w:rPr>
-          <w:rFonts w:ascii="Consolas" w:hAnsi="Consolas"/>
-          <w:sz w:val="20"/>
-        </w:rPr>
-        <w:t>run/efficientnet-holdout-faceswap</w:t>
-      </w:r>
-      <w:r>
-        <w:t>.</w:t>
-      </w:r>
-    </w:p>
-    <w:p>
-      <w:pPr>
-        <w:pStyle w:val="ListBullet"/>
-      </w:pPr>
-      <w:r>
-        <w:t xml:space="preserve">Open a pull request into </w:t>
-      </w:r>
-      <w:r>
-        <w:rPr>
-          <w:rFonts w:ascii="Consolas" w:hAnsi="Consolas"/>
-          <w:sz w:val="20"/>
-        </w:rPr>
-        <w:t>main</w:t>
-      </w:r>
-      <w:r>
-        <w:t>, one teammate reviews, then merge. Commit</w:t>
-      </w:r>
-    </w:p>
-    <w:p>
-      <w:r>
-        <w:t>messages say what changed and why in one line.</w:t>
-      </w:r>
-    </w:p>
-    <w:p>
-      <w:pPr>
-        <w:pStyle w:val="Heading2"/>
-      </w:pPr>
-      <w:r>
-        <w:t>Environment contract</w:t>
-      </w:r>
-    </w:p>
-    <w:p>
-      <w:pPr>
-        <w:pStyle w:val="ListBullet"/>
-      </w:pPr>
-      <w:r>
-        <w:t>Python 3.11.</w:t>
-      </w:r>
-    </w:p>
-    <w:p>
-      <w:pPr>
-        <w:pStyle w:val="ListBullet"/>
-      </w:pPr>
-      <w:r>
-        <w:t>Install PyTorch from the cu128 wheel index, not plain PyPI. The default wheel</w:t>
-      </w:r>
-    </w:p>
-    <w:p>
-      <w:r>
-        <w:t xml:space="preserve">silently fails on RTX 50-series GPUs. See the root </w:t>
-      </w:r>
-      <w:r>
-        <w:rPr>
-          <w:rFonts w:ascii="Consolas" w:hAnsi="Consolas"/>
-          <w:sz w:val="20"/>
-        </w:rPr>
-        <w:t>README.md</w:t>
-      </w:r>
-      <w:r>
-        <w:t xml:space="preserve"> for the command.</w:t>
-      </w:r>
-    </w:p>
-    <w:p>
-      <w:pPr>
-        <w:pStyle w:val="ListBullet"/>
-      </w:pPr>
-      <w:r>
-        <w:rPr>
-          <w:rFonts w:ascii="Consolas" w:hAnsi="Consolas"/>
-          <w:sz w:val="20"/>
-        </w:rPr>
-        <w:t>ffmpeg</w:t>
-      </w:r>
-      <w:r>
-        <w:t xml:space="preserve"> 6.x or 7.x on the system PATH.</w:t>
-      </w:r>
-    </w:p>
-    <w:p>
-      <w:pPr>
-        <w:pStyle w:val="ListBullet"/>
-      </w:pPr>
-      <w:r>
-        <w:t xml:space="preserve">A </w:t>
-      </w:r>
-      <w:r>
-        <w:rPr>
-          <w:rFonts w:ascii="Consolas" w:hAnsi="Consolas"/>
-          <w:sz w:val="20"/>
-        </w:rPr>
-        <w:t>check_env.py</w:t>
-      </w:r>
-      <w:r>
-        <w:t xml:space="preserve"> smoke script prints the torch version and whether CUDA is</w:t>
-      </w:r>
-    </w:p>
-    <w:p>
-      <w:r>
-        <w:t>visible. Run it once on your machine before committing GPU time.</w:t>
-      </w:r>
-    </w:p>
-    <w:p>
-      <w:pPr>
-        <w:pStyle w:val="Heading2"/>
-      </w:pPr>
-      <w:r>
-        <w:t>The eight runs</w:t>
-      </w:r>
-    </w:p>
-    <w:p>
-      <w:r>
-        <w:t>Two backbones times four held-out methods gives eight cross-generator training runs. In-distribution baselines (train on all four methods) are optional reference runs and are not part of the eight. How the runs get divided up is a team decision, not something this document prescribes.</w:t>
-      </w:r>
-    </w:p>
-    <w:tbl>
-      <w:tblPr>
-        <w:tblStyle w:val="LightGrid-Accent1"/>
-        <w:tblW w:type="auto" w:w="0"/>
-        <w:tblLook w:firstColumn="1" w:firstRow="1" w:lastColumn="0" w:lastRow="0" w:noHBand="0" w:noVBand="1" w:val="04A0"/>
-      </w:tblPr>
-      <w:tblGrid>
-        <w:gridCol w:w="2160"/>
-        <w:gridCol w:w="2160"/>
-        <w:gridCol w:w="2160"/>
-        <w:gridCol w:w="2160"/>
-      </w:tblGrid>
-      <w:tr>
-        <w:tc>
-          <w:tcPr>
-            <w:tcW w:type="dxa" w:w="2160"/>
-          </w:tcPr>
-          <w:p>
-            <w:r/>
-            <w:r>
-              <w:rPr>
-                <w:b/>
-                <w:sz w:val="18"/>
-              </w:rPr>
-              <w:t>Run</w:t>
-            </w:r>
-          </w:p>
-        </w:tc>
-        <w:tc>
-          <w:tcPr>
-            <w:tcW w:type="dxa" w:w="2160"/>
-          </w:tcPr>
-          <w:p>
-            <w:r/>
-            <w:r>
-              <w:rPr>
-                <w:b/>
-                <w:sz w:val="18"/>
-              </w:rPr>
-              <w:t>Backbone</w:t>
-            </w:r>
-          </w:p>
-        </w:tc>
-        <w:tc>
-          <w:tcPr>
-            <w:tcW w:type="dxa" w:w="2160"/>
-          </w:tcPr>
-          <w:p>
-            <w:r/>
-            <w:r>
-              <w:rPr>
-                <w:b/>
-                <w:sz w:val="18"/>
-              </w:rPr>
-              <w:t>Held-out (unseen test)</w:t>
-            </w:r>
-          </w:p>
-        </w:tc>
-        <w:tc>
-          <w:tcPr>
-            <w:tcW w:type="dxa" w:w="2160"/>
-          </w:tcPr>
-          <w:p>
-            <w:r/>
-            <w:r>
-              <w:rPr>
-                <w:b/>
-                <w:sz w:val="18"/>
-              </w:rPr>
-              <w:t>Trained on (3 methods + real)</w:t>
-            </w:r>
-          </w:p>
-        </w:tc>
-      </w:tr>
-      <w:tr>
-        <w:tc>
-          <w:tcPr>
-            <w:tcW w:type="dxa" w:w="2160"/>
-          </w:tcPr>
-          <w:p>
-            <w:r>
-              <w:rPr>
-                <w:sz w:val="18"/>
-              </w:rPr>
-            </w:r>
-            <w:r>
-              <w:rPr>
-                <w:sz w:val="18"/>
-              </w:rPr>
-              <w:t>1</w:t>
-            </w:r>
-          </w:p>
-        </w:tc>
-        <w:tc>
-          <w:tcPr>
-            <w:tcW w:type="dxa" w:w="2160"/>
-          </w:tcPr>
-          <w:p>
-            <w:r>
-              <w:rPr>
-                <w:sz w:val="18"/>
-              </w:rPr>
-            </w:r>
-            <w:r>
-              <w:rPr>
-                <w:sz w:val="18"/>
-              </w:rPr>
-              <w:t>EfficientNet</w:t>
-            </w:r>
-          </w:p>
-        </w:tc>
-        <w:tc>
-          <w:tcPr>
-            <w:tcW w:type="dxa" w:w="2160"/>
-          </w:tcPr>
-          <w:p>
-            <w:r>
-              <w:rPr>
-                <w:sz w:val="18"/>
-              </w:rPr>
-            </w:r>
-            <w:r>
-              <w:rPr>
-                <w:sz w:val="18"/>
-              </w:rPr>
-              <w:t>DeepFakes</w:t>
-            </w:r>
-          </w:p>
-        </w:tc>
-        <w:tc>
-          <w:tcPr>
-            <w:tcW w:type="dxa" w:w="2160"/>
-          </w:tcPr>
-          <w:p>
-            <w:r>
-              <w:rPr>
-                <w:sz w:val="18"/>
-              </w:rPr>
-            </w:r>
-            <w:r>
-              <w:rPr>
-                <w:sz w:val="18"/>
-              </w:rPr>
-              <w:t>F2F, FS, NT, real</w:t>
-            </w:r>
-          </w:p>
-        </w:tc>
-      </w:tr>
-      <w:tr>
-        <w:tc>
-          <w:tcPr>
-            <w:tcW w:type="dxa" w:w="2160"/>
-          </w:tcPr>
-          <w:p>
-            <w:r>
-              <w:rPr>
-                <w:sz w:val="18"/>
-              </w:rPr>
-            </w:r>
-            <w:r>
-              <w:rPr>
-                <w:sz w:val="18"/>
-              </w:rPr>
-              <w:t>2</w:t>
-            </w:r>
-          </w:p>
-        </w:tc>
-        <w:tc>
-          <w:tcPr>
-            <w:tcW w:type="dxa" w:w="2160"/>
-          </w:tcPr>
-          <w:p>
-            <w:r>
-              <w:rPr>
-                <w:sz w:val="18"/>
-              </w:rPr>
-            </w:r>
-            <w:r>
-              <w:rPr>
-                <w:sz w:val="18"/>
-              </w:rPr>
-              <w:t>EfficientNet</w:t>
-            </w:r>
-          </w:p>
-        </w:tc>
-        <w:tc>
-          <w:tcPr>
-            <w:tcW w:type="dxa" w:w="2160"/>
-          </w:tcPr>
-          <w:p>
-            <w:r>
-              <w:rPr>
-                <w:sz w:val="18"/>
-              </w:rPr>
-            </w:r>
-            <w:r>
-              <w:rPr>
-                <w:sz w:val="18"/>
-              </w:rPr>
-              <w:t>Face2Face</w:t>
-            </w:r>
-          </w:p>
-        </w:tc>
-        <w:tc>
-          <w:tcPr>
-            <w:tcW w:type="dxa" w:w="2160"/>
-          </w:tcPr>
-          <w:p>
-            <w:r>
-              <w:rPr>
-                <w:sz w:val="18"/>
-              </w:rPr>
-            </w:r>
-            <w:r>
-              <w:rPr>
-                <w:sz w:val="18"/>
-              </w:rPr>
-              <w:t>DF, FS, NT, real</w:t>
-            </w:r>
-          </w:p>
-        </w:tc>
-      </w:tr>
-      <w:tr>
-        <w:tc>
-          <w:tcPr>
-            <w:tcW w:type="dxa" w:w="2160"/>
-          </w:tcPr>
-          <w:p>
-            <w:r>
-              <w:rPr>
-                <w:sz w:val="18"/>
-              </w:rPr>
-            </w:r>
-            <w:r>
-              <w:rPr>
-                <w:sz w:val="18"/>
-              </w:rPr>
-              <w:t>3</w:t>
-            </w:r>
-          </w:p>
-        </w:tc>
-        <w:tc>
-          <w:tcPr>
-            <w:tcW w:type="dxa" w:w="2160"/>
-          </w:tcPr>
-          <w:p>
-            <w:r>
-              <w:rPr>
-                <w:sz w:val="18"/>
-              </w:rPr>
-            </w:r>
-            <w:r>
-              <w:rPr>
-                <w:sz w:val="18"/>
-              </w:rPr>
-              <w:t>EfficientNet</w:t>
-            </w:r>
-          </w:p>
-        </w:tc>
-        <w:tc>
-          <w:tcPr>
-            <w:tcW w:type="dxa" w:w="2160"/>
-          </w:tcPr>
-          <w:p>
-            <w:r>
-              <w:rPr>
-                <w:sz w:val="18"/>
-              </w:rPr>
-            </w:r>
-            <w:r>
-              <w:rPr>
-                <w:sz w:val="18"/>
-              </w:rPr>
-              <w:t>FaceSwap</w:t>
-            </w:r>
-          </w:p>
-        </w:tc>
-        <w:tc>
-          <w:tcPr>
-            <w:tcW w:type="dxa" w:w="2160"/>
-          </w:tcPr>
-          <w:p>
-            <w:r>
-              <w:rPr>
-                <w:sz w:val="18"/>
-              </w:rPr>
-            </w:r>
-            <w:r>
-              <w:rPr>
-                <w:sz w:val="18"/>
-              </w:rPr>
-              <w:t>DF, F2F, NT, real</w:t>
-            </w:r>
-          </w:p>
-        </w:tc>
-      </w:tr>
-      <w:tr>
-        <w:tc>
-          <w:tcPr>
-            <w:tcW w:type="dxa" w:w="2160"/>
-          </w:tcPr>
-          <w:p>
-            <w:r>
-              <w:rPr>
-                <w:sz w:val="18"/>
-              </w:rPr>
-            </w:r>
-            <w:r>
-              <w:rPr>
-                <w:sz w:val="18"/>
-              </w:rPr>
-              <w:t>4</w:t>
-            </w:r>
-          </w:p>
-        </w:tc>
-        <w:tc>
-          <w:tcPr>
-            <w:tcW w:type="dxa" w:w="2160"/>
-          </w:tcPr>
-          <w:p>
-            <w:r>
-              <w:rPr>
-                <w:sz w:val="18"/>
-              </w:rPr>
-            </w:r>
-            <w:r>
-              <w:rPr>
-                <w:sz w:val="18"/>
-              </w:rPr>
-              <w:t>EfficientNet</w:t>
-            </w:r>
-          </w:p>
-        </w:tc>
-        <w:tc>
-          <w:tcPr>
-            <w:tcW w:type="dxa" w:w="2160"/>
-          </w:tcPr>
-          <w:p>
-            <w:r>
-              <w:rPr>
-                <w:sz w:val="18"/>
-              </w:rPr>
-            </w:r>
-            <w:r>
-              <w:rPr>
-                <w:sz w:val="18"/>
-              </w:rPr>
-              <w:t>NeuralTextures</w:t>
-            </w:r>
-          </w:p>
-        </w:tc>
-        <w:tc>
-          <w:tcPr>
-            <w:tcW w:type="dxa" w:w="2160"/>
-          </w:tcPr>
-          <w:p>
-            <w:r>
-              <w:rPr>
-                <w:sz w:val="18"/>
-              </w:rPr>
-            </w:r>
-            <w:r>
-              <w:rPr>
-                <w:sz w:val="18"/>
-              </w:rPr>
-              <w:t>DF, F2F, FS, real</w:t>
-            </w:r>
-          </w:p>
-        </w:tc>
-      </w:tr>
-      <w:tr>
-        <w:tc>
-          <w:tcPr>
-            <w:tcW w:type="dxa" w:w="2160"/>
-          </w:tcPr>
-          <w:p>
-            <w:r>
-              <w:rPr>
-                <w:sz w:val="18"/>
-              </w:rPr>
-            </w:r>
-            <w:r>
-              <w:rPr>
-                <w:sz w:val="18"/>
-              </w:rPr>
-              <w:t>5</w:t>
-            </w:r>
-          </w:p>
-        </w:tc>
-        <w:tc>
-          <w:tcPr>
-            <w:tcW w:type="dxa" w:w="2160"/>
-          </w:tcPr>
-          <w:p>
-            <w:r>
-              <w:rPr>
-                <w:sz w:val="18"/>
-              </w:rPr>
-            </w:r>
-            <w:r>
-              <w:rPr>
-                <w:sz w:val="18"/>
-              </w:rPr>
-              <w:t>XceptionNet</w:t>
-            </w:r>
-          </w:p>
-        </w:tc>
-        <w:tc>
-          <w:tcPr>
-            <w:tcW w:type="dxa" w:w="2160"/>
-          </w:tcPr>
-          <w:p>
-            <w:r>
-              <w:rPr>
-                <w:sz w:val="18"/>
-              </w:rPr>
-            </w:r>
-            <w:r>
-              <w:rPr>
-                <w:sz w:val="18"/>
-              </w:rPr>
-              <w:t>DeepFakes</w:t>
-            </w:r>
-          </w:p>
-        </w:tc>
-        <w:tc>
-          <w:tcPr>
-            <w:tcW w:type="dxa" w:w="2160"/>
-          </w:tcPr>
-          <w:p>
-            <w:r>
-              <w:rPr>
-                <w:sz w:val="18"/>
-              </w:rPr>
-            </w:r>
-            <w:r>
-              <w:rPr>
-                <w:sz w:val="18"/>
-              </w:rPr>
-              <w:t>F2F, FS, NT, real</w:t>
-            </w:r>
-          </w:p>
-        </w:tc>
-      </w:tr>
-      <w:tr>
-        <w:tc>
-          <w:tcPr>
-            <w:tcW w:type="dxa" w:w="2160"/>
-          </w:tcPr>
-          <w:p>
-            <w:r>
-              <w:rPr>
-                <w:sz w:val="18"/>
-              </w:rPr>
-            </w:r>
-            <w:r>
-              <w:rPr>
-                <w:sz w:val="18"/>
-              </w:rPr>
-              <w:t>6</w:t>
-            </w:r>
-          </w:p>
-        </w:tc>
-        <w:tc>
-          <w:tcPr>
-            <w:tcW w:type="dxa" w:w="2160"/>
-          </w:tcPr>
-          <w:p>
-            <w:r>
-              <w:rPr>
-                <w:sz w:val="18"/>
-              </w:rPr>
-            </w:r>
-            <w:r>
-              <w:rPr>
-                <w:sz w:val="18"/>
-              </w:rPr>
-              <w:t>XceptionNet</w:t>
-            </w:r>
-          </w:p>
-        </w:tc>
-        <w:tc>
-          <w:tcPr>
-            <w:tcW w:type="dxa" w:w="2160"/>
-          </w:tcPr>
-          <w:p>
-            <w:r>
-              <w:rPr>
-                <w:sz w:val="18"/>
-              </w:rPr>
-            </w:r>
-            <w:r>
-              <w:rPr>
-                <w:sz w:val="18"/>
-              </w:rPr>
-              <w:t>Face2Face</w:t>
-            </w:r>
-          </w:p>
-        </w:tc>
-        <w:tc>
-          <w:tcPr>
-            <w:tcW w:type="dxa" w:w="2160"/>
-          </w:tcPr>
-          <w:p>
-            <w:r>
-              <w:rPr>
-                <w:sz w:val="18"/>
-              </w:rPr>
-            </w:r>
-            <w:r>
-              <w:rPr>
-                <w:sz w:val="18"/>
-              </w:rPr>
-              <w:t>DF, FS, NT, real</w:t>
-            </w:r>
-          </w:p>
-        </w:tc>
-      </w:tr>
-      <w:tr>
-        <w:tc>
-          <w:tcPr>
-            <w:tcW w:type="dxa" w:w="2160"/>
-          </w:tcPr>
-          <w:p>
-            <w:r>
-              <w:rPr>
-                <w:sz w:val="18"/>
-              </w:rPr>
-            </w:r>
-            <w:r>
-              <w:rPr>
-                <w:sz w:val="18"/>
-              </w:rPr>
-              <w:t>7</w:t>
-            </w:r>
-          </w:p>
-        </w:tc>
-        <w:tc>
-          <w:tcPr>
-            <w:tcW w:type="dxa" w:w="2160"/>
-          </w:tcPr>
-          <w:p>
-            <w:r>
-              <w:rPr>
-                <w:sz w:val="18"/>
-              </w:rPr>
-            </w:r>
-            <w:r>
-              <w:rPr>
-                <w:sz w:val="18"/>
-              </w:rPr>
-              <w:t>XceptionNet</w:t>
-            </w:r>
-          </w:p>
-        </w:tc>
-        <w:tc>
-          <w:tcPr>
-            <w:tcW w:type="dxa" w:w="2160"/>
-          </w:tcPr>
-          <w:p>
-            <w:r>
-              <w:rPr>
-                <w:sz w:val="18"/>
-              </w:rPr>
-            </w:r>
-            <w:r>
-              <w:rPr>
-                <w:sz w:val="18"/>
-              </w:rPr>
-              <w:t>FaceSwap</w:t>
-            </w:r>
-          </w:p>
-        </w:tc>
-        <w:tc>
-          <w:tcPr>
-            <w:tcW w:type="dxa" w:w="2160"/>
-          </w:tcPr>
-          <w:p>
-            <w:r>
-              <w:rPr>
-                <w:sz w:val="18"/>
-              </w:rPr>
-            </w:r>
-            <w:r>
-              <w:rPr>
-                <w:sz w:val="18"/>
-              </w:rPr>
-              <w:t>DF, F2F, NT, real</w:t>
-            </w:r>
-          </w:p>
-        </w:tc>
-      </w:tr>
-      <w:tr>
-        <w:tc>
-          <w:tcPr>
-            <w:tcW w:type="dxa" w:w="2160"/>
-          </w:tcPr>
-          <w:p>
-            <w:r>
-              <w:rPr>
-                <w:sz w:val="18"/>
-              </w:rPr>
-            </w:r>
-            <w:r>
-              <w:rPr>
-                <w:sz w:val="18"/>
-              </w:rPr>
-              <w:t>8</w:t>
-            </w:r>
-          </w:p>
-        </w:tc>
-        <w:tc>
-          <w:tcPr>
-            <w:tcW w:type="dxa" w:w="2160"/>
-          </w:tcPr>
-          <w:p>
-            <w:r>
-              <w:rPr>
-                <w:sz w:val="18"/>
-              </w:rPr>
-            </w:r>
-            <w:r>
-              <w:rPr>
-                <w:sz w:val="18"/>
-              </w:rPr>
-              <w:t>XceptionNet</w:t>
-            </w:r>
-          </w:p>
-        </w:tc>
-        <w:tc>
-          <w:tcPr>
-            <w:tcW w:type="dxa" w:w="2160"/>
-          </w:tcPr>
-          <w:p>
-            <w:r>
-              <w:rPr>
-                <w:sz w:val="18"/>
-              </w:rPr>
-            </w:r>
-            <w:r>
-              <w:rPr>
-                <w:sz w:val="18"/>
-              </w:rPr>
-              <w:t>NeuralTextures</w:t>
-            </w:r>
-          </w:p>
-        </w:tc>
-        <w:tc>
-          <w:tcPr>
-            <w:tcW w:type="dxa" w:w="2160"/>
-          </w:tcPr>
-          <w:p>
-            <w:r>
-              <w:rPr>
-                <w:sz w:val="18"/>
-              </w:rPr>
-            </w:r>
-            <w:r>
-              <w:rPr>
-                <w:sz w:val="18"/>
-              </w:rPr>
-              <w:t>DF, F2F, FS, real</w:t>
-            </w:r>
-          </w:p>
-        </w:tc>
-      </w:tr>
-    </w:tbl>
-    <w:p>
-      <w:r>
-        <w:t>Every run additionally scores the SimSwap set as a fifth, unseen column.</w:t>
-      </w:r>
-    </w:p>
-    <w:p>
-      <w:pPr>
-        <w:pStyle w:val="Heading2"/>
-      </w:pPr>
-      <w:r>
-        <w:t>Keep identical across all eight runs</w:t>
-      </w:r>
-    </w:p>
-    <w:p>
-      <w:r>
-        <w:t>So the eight results are comparable in one matrix, only the held-out method and backbone change. Everything else is fixed:</w:t>
-      </w:r>
-    </w:p>
-    <w:tbl>
-      <w:tblPr>
-        <w:tblStyle w:val="LightGrid-Accent1"/>
-        <w:tblW w:type="auto" w:w="0"/>
-        <w:tblLook w:firstColumn="1" w:firstRow="1" w:lastColumn="0" w:lastRow="0" w:noHBand="0" w:noVBand="1" w:val="04A0"/>
-      </w:tblPr>
-      <w:tblGrid>
-        <w:gridCol w:w="4320"/>
-        <w:gridCol w:w="4320"/>
-      </w:tblGrid>
-      <w:tr>
-        <w:tc>
-          <w:tcPr>
-            <w:tcW w:type="dxa" w:w="4320"/>
-          </w:tcPr>
-          <w:p>
-            <w:r/>
-            <w:r>
-              <w:rPr>
-                <w:b/>
-                <w:sz w:val="18"/>
-              </w:rPr>
-              <w:t>Setting</w:t>
-            </w:r>
-          </w:p>
-        </w:tc>
-        <w:tc>
-          <w:tcPr>
-            <w:tcW w:type="dxa" w:w="4320"/>
-          </w:tcPr>
-          <w:p>
-            <w:r/>
-            <w:r>
-              <w:rPr>
-                <w:b/>
-                <w:sz w:val="18"/>
-              </w:rPr>
-              <w:t>Value</w:t>
-            </w:r>
-          </w:p>
-        </w:tc>
-      </w:tr>
-      <w:tr>
-        <w:tc>
-          <w:tcPr>
-            <w:tcW w:type="dxa" w:w="4320"/>
-          </w:tcPr>
-          <w:p>
-            <w:r>
-              <w:rPr>
-                <w:sz w:val="18"/>
-              </w:rPr>
-            </w:r>
-            <w:r>
-              <w:rPr>
-                <w:sz w:val="18"/>
-              </w:rPr>
-              <w:t>Dataset, compression</w:t>
-            </w:r>
-          </w:p>
-        </w:tc>
-        <w:tc>
-          <w:tcPr>
-            <w:tcW w:type="dxa" w:w="4320"/>
-          </w:tcPr>
-          <w:p>
-            <w:r>
-              <w:rPr>
-                <w:sz w:val="18"/>
-              </w:rPr>
-            </w:r>
-            <w:r>
-              <w:rPr>
-                <w:sz w:val="18"/>
-              </w:rPr>
-              <w:t>FaceForensics++ at c23</w:t>
-            </w:r>
-          </w:p>
-        </w:tc>
-      </w:tr>
-      <w:tr>
-        <w:tc>
-          <w:tcPr>
-            <w:tcW w:type="dxa" w:w="4320"/>
-          </w:tcPr>
-          <w:p>
-            <w:r>
-              <w:rPr>
-                <w:sz w:val="18"/>
-              </w:rPr>
-            </w:r>
-            <w:r>
-              <w:rPr>
-                <w:sz w:val="18"/>
-              </w:rPr>
-              <w:t>Crops</w:t>
-            </w:r>
-          </w:p>
-        </w:tc>
-        <w:tc>
-          <w:tcPr>
-            <w:tcW w:type="dxa" w:w="4320"/>
-          </w:tcPr>
-          <w:p>
-            <w:r>
-              <w:rPr>
-                <w:sz w:val="18"/>
-              </w:rPr>
-            </w:r>
-            <w:r>
-              <w:rPr>
-                <w:sz w:val="18"/>
-              </w:rPr>
-              <w:t>the shared cached crops, same pipeline for every run</w:t>
-            </w:r>
-          </w:p>
-        </w:tc>
-      </w:tr>
-      <w:tr>
-        <w:tc>
-          <w:tcPr>
-            <w:tcW w:type="dxa" w:w="4320"/>
-          </w:tcPr>
-          <w:p>
-            <w:r>
-              <w:rPr>
-                <w:sz w:val="18"/>
-              </w:rPr>
-            </w:r>
-            <w:r>
-              <w:rPr>
-                <w:sz w:val="18"/>
-              </w:rPr>
-              <w:t>Split</w:t>
-            </w:r>
-          </w:p>
-        </w:tc>
-        <w:tc>
-          <w:tcPr>
-            <w:tcW w:type="dxa" w:w="4320"/>
-          </w:tcPr>
-          <w:p>
-            <w:r>
-              <w:rPr>
-                <w:sz w:val="18"/>
-              </w:rPr>
-            </w:r>
-            <w:r>
-              <w:rPr>
-                <w:sz w:val="18"/>
-              </w:rPr>
-              <w:t>official 720 / 140 / 140, identity-disjoint</w:t>
-            </w:r>
-          </w:p>
-        </w:tc>
-      </w:tr>
-      <w:tr>
-        <w:tc>
-          <w:tcPr>
-            <w:tcW w:type="dxa" w:w="4320"/>
-          </w:tcPr>
-          <w:p>
-            <w:r>
-              <w:rPr>
-                <w:sz w:val="18"/>
-              </w:rPr>
-            </w:r>
-            <w:r>
-              <w:rPr>
-                <w:sz w:val="18"/>
-              </w:rPr>
-              <w:t>Seed</w:t>
-            </w:r>
-          </w:p>
-        </w:tc>
-        <w:tc>
-          <w:tcPr>
-            <w:tcW w:type="dxa" w:w="4320"/>
-          </w:tcPr>
-          <w:p>
-            <w:r>
-              <w:rPr>
-                <w:sz w:val="18"/>
-              </w:rPr>
-            </w:r>
-            <w:r>
-              <w:rPr>
-                <w:sz w:val="18"/>
-              </w:rPr>
-              <w:t>the same fixed seed, recorded in the config</w:t>
-            </w:r>
-          </w:p>
-        </w:tc>
-      </w:tr>
-      <w:tr>
-        <w:tc>
-          <w:tcPr>
-            <w:tcW w:type="dxa" w:w="4320"/>
-          </w:tcPr>
-          <w:p>
-            <w:r>
-              <w:rPr>
-                <w:sz w:val="18"/>
-              </w:rPr>
-            </w:r>
-            <w:r>
-              <w:rPr>
-                <w:sz w:val="18"/>
-              </w:rPr>
-              <w:t>Primary metric</w:t>
-            </w:r>
-          </w:p>
-        </w:tc>
-        <w:tc>
-          <w:tcPr>
-            <w:tcW w:type="dxa" w:w="4320"/>
-          </w:tcPr>
-          <w:p>
-            <w:r>
-              <w:rPr>
-                <w:sz w:val="18"/>
-              </w:rPr>
-            </w:r>
-            <w:r>
-              <w:rPr>
-                <w:sz w:val="18"/>
-              </w:rPr>
-              <w:t>AUC, at frame and video level, plus a confusion matrix</w:t>
-            </w:r>
-          </w:p>
-        </w:tc>
-      </w:tr>
-      <w:tr>
-        <w:tc>
-          <w:tcPr>
-            <w:tcW w:type="dxa" w:w="4320"/>
-          </w:tcPr>
-          <w:p>
-            <w:r>
-              <w:rPr>
-                <w:sz w:val="18"/>
-              </w:rPr>
-            </w:r>
-            <w:r>
-              <w:rPr>
-                <w:sz w:val="18"/>
-              </w:rPr>
-              <w:t>Test discipline</w:t>
-            </w:r>
-          </w:p>
-        </w:tc>
-        <w:tc>
-          <w:tcPr>
-            <w:tcW w:type="dxa" w:w="4320"/>
-          </w:tcPr>
-          <w:p>
-            <w:r>
-              <w:rPr>
-                <w:sz w:val="18"/>
-              </w:rPr>
-            </w:r>
-            <w:r>
-              <w:rPr>
-                <w:sz w:val="18"/>
-              </w:rPr>
-              <w:t>the held-out method is never opened during training or tuning</w:t>
-            </w:r>
-          </w:p>
-        </w:tc>
-      </w:tr>
-    </w:tbl>
-    <w:p>
-      <w:pPr>
-        <w:pStyle w:val="Heading2"/>
-      </w:pPr>
-      <w:r>
-        <w:t>A note on who does what</w:t>
-      </w:r>
-    </w:p>
-    <w:p>
-      <w:r>
-        <w:t>This document deliberately does not assign people to modules or runs. It fixes only the seams: the file formats, the config keys, and the branch model. Who owns preprocessing, who owns the detectors, who takes which of the eight runs, and what counts as "done" are for the team to decide together. Once those decisions are made, they can be recorded here or wherever the team prefers.</w:t>
-      </w:r>
-    </w:p>
-    <w:p>
-      <w:r>
-        <w:br w:type="page"/>
-      </w:r>
-    </w:p>
-    <w:p>
-      <w:pPr>
-        <w:pStyle w:val="Heading1"/>
-      </w:pPr>
-      <w:r>
-        <w:t>Preprocessing Cache Format</w:t>
-      </w:r>
-    </w:p>
-    <w:p>
-      <w:r>
-        <w:rPr>
-          <w:b/>
-        </w:rPr>
-        <w:t>Status: proposal for the team, consistent with docs/INTERFACES.md.</w:t>
-      </w:r>
-    </w:p>
-    <w:p>
-      <w:r>
-        <w:t xml:space="preserve">This document describes the cache that </w:t>
-      </w:r>
-      <w:r>
-        <w:rPr>
-          <w:rFonts w:ascii="Consolas" w:hAnsi="Consolas"/>
-          <w:sz w:val="20"/>
-        </w:rPr>
-        <w:t>data/preprocess.py</w:t>
-      </w:r>
-      <w:r>
-        <w:t xml:space="preserve"> produces so a teammate can copy it to another machine and consume it without re-running preprocessing. It covers the on-disk layout, the self-describing config sidecar, the schemas (pointed at INTERFACES.md rather than duplicated), the repo-relative path rule, and a numbered copy-and-consume procedure. This is ROADMAP Phase 3 criterion 4 (the cache is portable and documented).</w:t>
-      </w:r>
-    </w:p>
-    <w:p>
-      <w:r>
-        <w:t>Re-running preprocessing on the real FF++ corpus is expensive (face detection over thousands of clips), so the whole point of the cache is that it travels: crop it once, copy the crops plus the two manifests, and every teammate's loader reads the same tensors.</w:t>
-      </w:r>
-    </w:p>
-    <w:p>
-      <w:pPr>
-        <w:pStyle w:val="Heading2"/>
-      </w:pPr>
-      <w:r>
-        <w:t>On-disk layout</w:t>
-      </w:r>
-    </w:p>
-    <w:p>
-      <w:r>
-        <w:rPr>
-          <w:rFonts w:ascii="Consolas" w:hAnsi="Consolas"/>
-          <w:sz w:val="18"/>
-        </w:rPr>
-        <w:t>data/</w:t>
-        <w:br/>
-        <w:t xml:space="preserve">  processed/                              # cached face crops (git-ignored, copied out of band)</w:t>
-        <w:br/>
-        <w:t xml:space="preserve">    preprocess_config.json                # effective config plus library versions (the sidecar)</w:t>
-        <w:br/>
-        <w:t xml:space="preserve">    &lt;method&gt;/&lt;clip_id&gt;/f%04d.npy          # one .npy per sampled frame, e.g. DeepFakes/000_003/f0012.npy</w:t>
-        <w:br/>
-        <w:t xml:space="preserve">  manifests/</w:t>
-        <w:br/>
-        <w:t xml:space="preserve">    crops.parquet                         # index of every cached crop (committed, small)</w:t>
-        <w:br/>
-        <w:t xml:space="preserve">    detection_log.csv                     # per-clip face-detection success-rate log (committed, small)</w:t>
-      </w:r>
-    </w:p>
-    <w:p>
-      <w:r>
-        <w:t>What each piece is:</w:t>
-      </w:r>
-    </w:p>
-    <w:tbl>
-      <w:tblPr>
-        <w:tblStyle w:val="LightGrid-Accent1"/>
-        <w:tblW w:type="auto" w:w="0"/>
-        <w:tblLook w:firstColumn="1" w:firstRow="1" w:lastColumn="0" w:lastRow="0" w:noHBand="0" w:noVBand="1" w:val="04A0"/>
-      </w:tblPr>
-      <w:tblGrid>
-        <w:gridCol w:w="2880"/>
-        <w:gridCol w:w="2880"/>
-        <w:gridCol w:w="2880"/>
-      </w:tblGrid>
-      <w:tr>
-        <w:tc>
-          <w:tcPr>
-            <w:tcW w:type="dxa" w:w="2880"/>
-          </w:tcPr>
-          <w:p>
-            <w:r/>
-            <w:r>
-              <w:rPr>
-                <w:b/>
-                <w:sz w:val="18"/>
-              </w:rPr>
-              <w:t>Artifact</w:t>
-            </w:r>
-          </w:p>
-        </w:tc>
-        <w:tc>
-          <w:tcPr>
-            <w:tcW w:type="dxa" w:w="2880"/>
-          </w:tcPr>
-          <w:p>
-            <w:r/>
-            <w:r>
-              <w:rPr>
-                <w:b/>
-                <w:sz w:val="18"/>
-              </w:rPr>
-              <w:t>What it is</w:t>
-            </w:r>
-          </w:p>
-        </w:tc>
-        <w:tc>
-          <w:tcPr>
-            <w:tcW w:type="dxa" w:w="2880"/>
-          </w:tcPr>
-          <w:p>
-            <w:r/>
-            <w:r>
-              <w:rPr>
-                <w:b/>
-                <w:sz w:val="18"/>
-              </w:rPr>
-              <w:t>Committed?</w:t>
-            </w:r>
-          </w:p>
-        </w:tc>
-      </w:tr>
-      <w:tr>
-        <w:tc>
-          <w:tcPr>
-            <w:tcW w:type="dxa" w:w="2880"/>
-          </w:tcPr>
-          <w:p>
-            <w:r>
-              <w:rPr>
-                <w:sz w:val="18"/>
-              </w:rPr>
-            </w:r>
-            <w:r>
-              <w:rPr>
-                <w:rFonts w:ascii="Consolas" w:hAnsi="Consolas"/>
-                <w:sz w:val="18"/>
-              </w:rPr>
-              <w:t>data/processed/&lt;method&gt;/&lt;clip_id&gt;/f%04d.npy</w:t>
-            </w:r>
-          </w:p>
-        </w:tc>
-        <w:tc>
-          <w:tcPr>
-            <w:tcW w:type="dxa" w:w="2880"/>
-          </w:tcPr>
-          <w:p>
-            <w:r>
-              <w:rPr>
-                <w:sz w:val="18"/>
-              </w:rPr>
-            </w:r>
-            <w:r>
-              <w:rPr>
-                <w:sz w:val="18"/>
-              </w:rPr>
-              <w:t xml:space="preserve">one cached face crop per sampled frame, an </w:t>
-            </w:r>
-            <w:r>
-              <w:rPr>
-                <w:rFonts w:ascii="Consolas" w:hAnsi="Consolas"/>
-                <w:sz w:val="18"/>
-              </w:rPr>
-              <w:t>(size, size, 3)</w:t>
-            </w:r>
-            <w:r>
-              <w:rPr>
-                <w:sz w:val="18"/>
-              </w:rPr>
-              <w:t xml:space="preserve"> uint8 RGB array saved with </w:t>
-            </w:r>
-            <w:r>
-              <w:rPr>
-                <w:rFonts w:ascii="Consolas" w:hAnsi="Consolas"/>
-                <w:sz w:val="18"/>
-              </w:rPr>
-              <w:t>numpy.save</w:t>
-            </w:r>
-          </w:p>
-        </w:tc>
-        <w:tc>
-          <w:tcPr>
-            <w:tcW w:type="dxa" w:w="2880"/>
-          </w:tcPr>
-          <w:p>
-            <w:r>
-              <w:rPr>
-                <w:sz w:val="18"/>
-              </w:rPr>
-            </w:r>
-            <w:r>
-              <w:rPr>
-                <w:sz w:val="18"/>
-              </w:rPr>
-              <w:t>No, git-ignored (</w:t>
-            </w:r>
-            <w:r>
-              <w:rPr>
-                <w:rFonts w:ascii="Consolas" w:hAnsi="Consolas"/>
-                <w:sz w:val="18"/>
-              </w:rPr>
-              <w:t>data/processed/</w:t>
-            </w:r>
-            <w:r>
-              <w:rPr>
-                <w:sz w:val="18"/>
-              </w:rPr>
-              <w:t xml:space="preserve"> and </w:t>
-            </w:r>
-            <w:r>
-              <w:rPr>
-                <w:rFonts w:ascii="Consolas" w:hAnsi="Consolas"/>
-                <w:sz w:val="18"/>
-              </w:rPr>
-              <w:t>*.npy</w:t>
-            </w:r>
-            <w:r>
-              <w:rPr>
-                <w:sz w:val="18"/>
-              </w:rPr>
-              <w:t xml:space="preserve"> in </w:t>
-            </w:r>
-            <w:r>
-              <w:rPr>
-                <w:rFonts w:ascii="Consolas" w:hAnsi="Consolas"/>
-                <w:sz w:val="18"/>
-              </w:rPr>
-              <w:t>.gitignore</w:t>
-            </w:r>
-            <w:r>
-              <w:rPr>
-                <w:sz w:val="18"/>
-              </w:rPr>
-              <w:t>); copied out of band</w:t>
-            </w:r>
-          </w:p>
-        </w:tc>
-      </w:tr>
-      <w:tr>
-        <w:tc>
-          <w:tcPr>
-            <w:tcW w:type="dxa" w:w="2880"/>
-          </w:tcPr>
-          <w:p>
-            <w:r>
-              <w:rPr>
-                <w:sz w:val="18"/>
-              </w:rPr>
-            </w:r>
-            <w:r>
-              <w:rPr>
-                <w:rFonts w:ascii="Consolas" w:hAnsi="Consolas"/>
-                <w:sz w:val="18"/>
-              </w:rPr>
-              <w:t>data/manifests/crops.parquet</w:t>
-            </w:r>
-          </w:p>
-        </w:tc>
-        <w:tc>
-          <w:tcPr>
-            <w:tcW w:type="dxa" w:w="2880"/>
-          </w:tcPr>
-          <w:p>
-            <w:r>
-              <w:rPr>
-                <w:sz w:val="18"/>
-              </w:rPr>
-            </w:r>
-            <w:r>
-              <w:rPr>
-                <w:sz w:val="18"/>
-              </w:rPr>
-              <w:t>one row per cached crop, the index the loaders read</w:t>
-            </w:r>
-          </w:p>
-        </w:tc>
-        <w:tc>
-          <w:tcPr>
-            <w:tcW w:type="dxa" w:w="2880"/>
-          </w:tcPr>
-          <w:p>
-            <w:r>
-              <w:rPr>
-                <w:sz w:val="18"/>
-              </w:rPr>
-            </w:r>
-            <w:r>
-              <w:rPr>
-                <w:sz w:val="18"/>
-              </w:rPr>
-              <w:t>Yes, small</w:t>
-            </w:r>
-          </w:p>
-        </w:tc>
-      </w:tr>
-      <w:tr>
-        <w:tc>
-          <w:tcPr>
-            <w:tcW w:type="dxa" w:w="2880"/>
-          </w:tcPr>
-          <w:p>
-            <w:r>
-              <w:rPr>
-                <w:sz w:val="18"/>
-              </w:rPr>
-            </w:r>
-            <w:r>
-              <w:rPr>
-                <w:rFonts w:ascii="Consolas" w:hAnsi="Consolas"/>
-                <w:sz w:val="18"/>
-              </w:rPr>
-              <w:t>data/manifests/detection_log.csv</w:t>
-            </w:r>
-          </w:p>
-        </w:tc>
-        <w:tc>
-          <w:tcPr>
-            <w:tcW w:type="dxa" w:w="2880"/>
-          </w:tcPr>
-          <w:p>
-            <w:r>
-              <w:rPr>
-                <w:sz w:val="18"/>
-              </w:rPr>
-            </w:r>
-            <w:r>
-              <w:rPr>
-                <w:sz w:val="18"/>
-              </w:rPr>
-              <w:t>one row per clip: frames sampled, faces detected, detection_rate; the real-vs-fake detection-failure evidence and also the resume ledger</w:t>
-            </w:r>
-          </w:p>
-        </w:tc>
-        <w:tc>
-          <w:tcPr>
-            <w:tcW w:type="dxa" w:w="2880"/>
-          </w:tcPr>
-          <w:p>
-            <w:r>
-              <w:rPr>
-                <w:sz w:val="18"/>
-              </w:rPr>
-            </w:r>
-            <w:r>
-              <w:rPr>
-                <w:sz w:val="18"/>
-              </w:rPr>
-              <w:t>Yes, small</w:t>
-            </w:r>
-          </w:p>
-        </w:tc>
-      </w:tr>
-      <w:tr>
-        <w:tc>
-          <w:tcPr>
-            <w:tcW w:type="dxa" w:w="2880"/>
-          </w:tcPr>
-          <w:p>
-            <w:r>
-              <w:rPr>
-                <w:sz w:val="18"/>
-              </w:rPr>
-            </w:r>
-            <w:r>
-              <w:rPr>
-                <w:rFonts w:ascii="Consolas" w:hAnsi="Consolas"/>
-                <w:sz w:val="18"/>
-              </w:rPr>
-              <w:t>data/processed/preprocess_config.json</w:t>
-            </w:r>
-          </w:p>
-        </w:tc>
-        <w:tc>
-          <w:tcPr>
-            <w:tcW w:type="dxa" w:w="2880"/>
-          </w:tcPr>
-          <w:p>
-            <w:r>
-              <w:rPr>
-                <w:sz w:val="18"/>
-              </w:rPr>
-            </w:r>
-            <w:r>
-              <w:rPr>
-                <w:sz w:val="18"/>
-              </w:rPr>
-              <w:t>the effective run config (frames, size, margin, confidence, seed, compression) plus numpy / opencv / mediapipe versions, so the crops are self-describing</w:t>
-            </w:r>
-          </w:p>
-        </w:tc>
-        <w:tc>
-          <w:tcPr>
-            <w:tcW w:type="dxa" w:w="2880"/>
-          </w:tcPr>
-          <w:p>
-            <w:r>
-              <w:rPr>
-                <w:sz w:val="18"/>
-              </w:rPr>
-            </w:r>
-            <w:r>
-              <w:rPr>
-                <w:sz w:val="18"/>
-              </w:rPr>
-              <w:t>No, lives with the git-ignored crops and travels with them</w:t>
-            </w:r>
-          </w:p>
-        </w:tc>
-      </w:tr>
-    </w:tbl>
-    <w:p>
-      <w:r>
-        <w:t>The crops and the sidecar are git-ignored on purpose (they are large and machine generated). The two manifest files are small and committed, so the schema is version controlled even though the pixel data is not.</w:t>
-      </w:r>
-    </w:p>
-    <w:p>
-      <w:pPr>
-        <w:pStyle w:val="Heading2"/>
-      </w:pPr>
-      <w:r>
-        <w:t>Schemas</w:t>
-      </w:r>
-    </w:p>
-    <w:p>
-      <w:r>
-        <w:t xml:space="preserve">The </w:t>
-      </w:r>
-      <w:r>
-        <w:rPr>
-          <w:rFonts w:ascii="Consolas" w:hAnsi="Consolas"/>
-          <w:sz w:val="20"/>
-        </w:rPr>
-        <w:t>crops.parquet</w:t>
-      </w:r>
-      <w:r>
-        <w:t xml:space="preserve"> schema is Contract 1 in </w:t>
-      </w:r>
-      <w:r>
-        <w:rPr>
-          <w:rFonts w:ascii="Consolas" w:hAnsi="Consolas"/>
-          <w:sz w:val="20"/>
-        </w:rPr>
-        <w:t>docs/INTERFACES.md</w:t>
-      </w:r>
-      <w:r>
-        <w:t xml:space="preserve">. It is not duplicated here so the two documents can never drift; read Contract 1 for the exact columns and their meaning. In code the same columns live in </w:t>
-      </w:r>
-      <w:r>
-        <w:rPr>
-          <w:rFonts w:ascii="Consolas" w:hAnsi="Consolas"/>
-          <w:sz w:val="20"/>
-        </w:rPr>
-        <w:t>data/preprocess.py</w:t>
-      </w:r>
-      <w:r>
-        <w:t xml:space="preserve"> as </w:t>
-      </w:r>
-      <w:r>
-        <w:rPr>
-          <w:rFonts w:ascii="Consolas" w:hAnsi="Consolas"/>
-          <w:sz w:val="20"/>
-        </w:rPr>
-        <w:t>CROP_COLUMNS</w:t>
-      </w:r>
-      <w:r>
-        <w:t xml:space="preserve">, written in that fixed order with a schema-drift assertion, and </w:t>
-      </w:r>
-      <w:r>
-        <w:rPr>
-          <w:rFonts w:ascii="Consolas" w:hAnsi="Consolas"/>
-          <w:sz w:val="20"/>
-        </w:rPr>
-        <w:t>data/dataset.py</w:t>
-      </w:r>
-      <w:r>
-        <w:t xml:space="preserve"> and </w:t>
-      </w:r>
-      <w:r>
-        <w:rPr>
-          <w:rFonts w:ascii="Consolas" w:hAnsi="Consolas"/>
-          <w:sz w:val="20"/>
-        </w:rPr>
-        <w:t>data/make_splits.py</w:t>
-      </w:r>
-      <w:r>
-        <w:t xml:space="preserve"> consume them.</w:t>
-      </w:r>
-    </w:p>
-    <w:p>
-      <w:r>
-        <w:t xml:space="preserve">Manifest-name reconciliation: the ROADMAP refers to the crop index generically as </w:t>
-      </w:r>
-      <w:r>
-        <w:rPr>
-          <w:rFonts w:ascii="Consolas" w:hAnsi="Consolas"/>
-          <w:sz w:val="20"/>
-        </w:rPr>
-        <w:t>manifest.parquet</w:t>
-      </w:r>
-      <w:r>
-        <w:t xml:space="preserve">, and </w:t>
-      </w:r>
-      <w:r>
-        <w:rPr>
-          <w:rFonts w:ascii="Consolas" w:hAnsi="Consolas"/>
-          <w:sz w:val="20"/>
-        </w:rPr>
-        <w:t>docs/INTERFACES.md</w:t>
-      </w:r>
-      <w:r>
-        <w:t xml:space="preserve"> plus the code commit to the concrete name </w:t>
-      </w:r>
-      <w:r>
-        <w:rPr>
-          <w:rFonts w:ascii="Consolas" w:hAnsi="Consolas"/>
-          <w:sz w:val="20"/>
-        </w:rPr>
-        <w:t>data/manifests/crops.parquet</w:t>
-      </w:r>
-      <w:r>
-        <w:t xml:space="preserve">. They are the same artifact under two names; </w:t>
-      </w:r>
-      <w:r>
-        <w:rPr>
-          <w:rFonts w:ascii="Consolas" w:hAnsi="Consolas"/>
-          <w:sz w:val="20"/>
-        </w:rPr>
-        <w:t>crops.parquet</w:t>
-      </w:r>
-      <w:r>
-        <w:t xml:space="preserve"> is the real filename.</w:t>
-      </w:r>
-    </w:p>
-    <w:p>
-      <w:r>
-        <w:t xml:space="preserve">The </w:t>
-      </w:r>
-      <w:r>
-        <w:rPr>
-          <w:rFonts w:ascii="Consolas" w:hAnsi="Consolas"/>
-          <w:sz w:val="20"/>
-        </w:rPr>
-        <w:t>detection_log.csv</w:t>
-      </w:r>
-      <w:r>
-        <w:t xml:space="preserve"> schema is </w:t>
-      </w:r>
-      <w:r>
-        <w:rPr>
-          <w:rFonts w:ascii="Consolas" w:hAnsi="Consolas"/>
-          <w:sz w:val="20"/>
-        </w:rPr>
-        <w:t>DETECT_LOG_COLUMNS</w:t>
-      </w:r>
-      <w:r>
-        <w:t xml:space="preserve"> in </w:t>
-      </w:r>
-      <w:r>
-        <w:rPr>
-          <w:rFonts w:ascii="Consolas" w:hAnsi="Consolas"/>
-          <w:sz w:val="20"/>
-        </w:rPr>
-        <w:t>data/preprocess.py</w:t>
-      </w:r>
-      <w:r>
-        <w:t>:</w:t>
-      </w:r>
-    </w:p>
-    <w:tbl>
-      <w:tblPr>
-        <w:tblStyle w:val="LightGrid-Accent1"/>
-        <w:tblW w:type="auto" w:w="0"/>
-        <w:tblLook w:firstColumn="1" w:firstRow="1" w:lastColumn="0" w:lastRow="0" w:noHBand="0" w:noVBand="1" w:val="04A0"/>
-      </w:tblPr>
-      <w:tblGrid>
-        <w:gridCol w:w="4320"/>
-        <w:gridCol w:w="4320"/>
-      </w:tblGrid>
-      <w:tr>
-        <w:tc>
-          <w:tcPr>
-            <w:tcW w:type="dxa" w:w="4320"/>
-          </w:tcPr>
-          <w:p>
-            <w:r/>
-            <w:r>
-              <w:rPr>
-                <w:b/>
-                <w:sz w:val="18"/>
-              </w:rPr>
-              <w:t>column</w:t>
-            </w:r>
-          </w:p>
-        </w:tc>
-        <w:tc>
-          <w:tcPr>
-            <w:tcW w:type="dxa" w:w="4320"/>
-          </w:tcPr>
-          <w:p>
-            <w:r/>
-            <w:r>
-              <w:rPr>
-                <w:b/>
-                <w:sz w:val="18"/>
-              </w:rPr>
-              <w:t>meaning</w:t>
-            </w:r>
-          </w:p>
-        </w:tc>
-      </w:tr>
-      <w:tr>
-        <w:tc>
-          <w:tcPr>
-            <w:tcW w:type="dxa" w:w="4320"/>
-          </w:tcPr>
-          <w:p>
-            <w:r>
-              <w:rPr>
-                <w:sz w:val="18"/>
-              </w:rPr>
-            </w:r>
-            <w:r>
-              <w:rPr>
-                <w:rFonts w:ascii="Consolas" w:hAnsi="Consolas"/>
-                <w:sz w:val="18"/>
-              </w:rPr>
-              <w:t>clip_id</w:t>
-            </w:r>
-          </w:p>
-        </w:tc>
-        <w:tc>
-          <w:tcPr>
-            <w:tcW w:type="dxa" w:w="4320"/>
-          </w:tcPr>
-          <w:p>
-            <w:r>
-              <w:rPr>
-                <w:sz w:val="18"/>
-              </w:rPr>
-            </w:r>
-            <w:r>
-              <w:rPr>
-                <w:sz w:val="18"/>
-              </w:rPr>
-              <w:t xml:space="preserve">source clip, e.g. </w:t>
-            </w:r>
-            <w:r>
-              <w:rPr>
-                <w:rFonts w:ascii="Consolas" w:hAnsi="Consolas"/>
-                <w:sz w:val="18"/>
-              </w:rPr>
-              <w:t>000_003</w:t>
-            </w:r>
-          </w:p>
-        </w:tc>
-      </w:tr>
-      <w:tr>
-        <w:tc>
-          <w:tcPr>
-            <w:tcW w:type="dxa" w:w="4320"/>
-          </w:tcPr>
-          <w:p>
-            <w:r>
-              <w:rPr>
-                <w:sz w:val="18"/>
-              </w:rPr>
-            </w:r>
-            <w:r>
-              <w:rPr>
-                <w:rFonts w:ascii="Consolas" w:hAnsi="Consolas"/>
-                <w:sz w:val="18"/>
-              </w:rPr>
-              <w:t>method</w:t>
-            </w:r>
-          </w:p>
-        </w:tc>
-        <w:tc>
-          <w:tcPr>
-            <w:tcW w:type="dxa" w:w="4320"/>
-          </w:tcPr>
-          <w:p>
-            <w:r>
-              <w:rPr>
-                <w:sz w:val="18"/>
-              </w:rPr>
-            </w:r>
-            <w:r>
-              <w:rPr>
-                <w:sz w:val="18"/>
-              </w:rPr>
-              <w:t xml:space="preserve">one of </w:t>
-            </w:r>
-            <w:r>
-              <w:rPr>
-                <w:rFonts w:ascii="Consolas" w:hAnsi="Consolas"/>
-                <w:sz w:val="18"/>
-              </w:rPr>
-              <w:t>real</w:t>
-            </w:r>
-            <w:r>
-              <w:rPr>
-                <w:sz w:val="18"/>
-              </w:rPr>
-              <w:t xml:space="preserve">, </w:t>
-            </w:r>
-            <w:r>
-              <w:rPr>
-                <w:rFonts w:ascii="Consolas" w:hAnsi="Consolas"/>
-                <w:sz w:val="18"/>
-              </w:rPr>
-              <w:t>DeepFakes</w:t>
-            </w:r>
-            <w:r>
-              <w:rPr>
-                <w:sz w:val="18"/>
-              </w:rPr>
-              <w:t xml:space="preserve">, </w:t>
-            </w:r>
-            <w:r>
-              <w:rPr>
-                <w:rFonts w:ascii="Consolas" w:hAnsi="Consolas"/>
-                <w:sz w:val="18"/>
-              </w:rPr>
-              <w:t>Face2Face</w:t>
-            </w:r>
-            <w:r>
-              <w:rPr>
-                <w:sz w:val="18"/>
-              </w:rPr>
-              <w:t xml:space="preserve">, </w:t>
-            </w:r>
-            <w:r>
-              <w:rPr>
-                <w:rFonts w:ascii="Consolas" w:hAnsi="Consolas"/>
-                <w:sz w:val="18"/>
-              </w:rPr>
-              <w:t>FaceSwap</w:t>
-            </w:r>
-            <w:r>
-              <w:rPr>
-                <w:sz w:val="18"/>
-              </w:rPr>
-              <w:t xml:space="preserve">, </w:t>
-            </w:r>
-            <w:r>
-              <w:rPr>
-                <w:rFonts w:ascii="Consolas" w:hAnsi="Consolas"/>
-                <w:sz w:val="18"/>
-              </w:rPr>
-              <w:t>NeuralTextures</w:t>
-            </w:r>
-          </w:p>
-        </w:tc>
-      </w:tr>
-      <w:tr>
-        <w:tc>
-          <w:tcPr>
-            <w:tcW w:type="dxa" w:w="4320"/>
-          </w:tcPr>
-          <w:p>
-            <w:r>
-              <w:rPr>
-                <w:sz w:val="18"/>
-              </w:rPr>
-            </w:r>
-            <w:r>
-              <w:rPr>
-                <w:rFonts w:ascii="Consolas" w:hAnsi="Consolas"/>
-                <w:sz w:val="18"/>
-              </w:rPr>
-              <w:t>label</w:t>
-            </w:r>
-          </w:p>
-        </w:tc>
-        <w:tc>
-          <w:tcPr>
-            <w:tcW w:type="dxa" w:w="4320"/>
-          </w:tcPr>
-          <w:p>
-            <w:r>
-              <w:rPr>
-                <w:sz w:val="18"/>
-              </w:rPr>
-            </w:r>
-            <w:r>
-              <w:rPr>
-                <w:rFonts w:ascii="Consolas" w:hAnsi="Consolas"/>
-                <w:sz w:val="18"/>
-              </w:rPr>
-              <w:t>0</w:t>
-            </w:r>
-            <w:r>
-              <w:rPr>
-                <w:sz w:val="18"/>
-              </w:rPr>
-              <w:t xml:space="preserve"> real, </w:t>
-            </w:r>
-            <w:r>
-              <w:rPr>
-                <w:rFonts w:ascii="Consolas" w:hAnsi="Consolas"/>
-                <w:sz w:val="18"/>
-              </w:rPr>
-              <w:t>1</w:t>
-            </w:r>
-            <w:r>
-              <w:rPr>
-                <w:sz w:val="18"/>
-              </w:rPr>
-              <w:t xml:space="preserve"> fake</w:t>
-            </w:r>
-          </w:p>
-        </w:tc>
-      </w:tr>
-      <w:tr>
-        <w:tc>
-          <w:tcPr>
-            <w:tcW w:type="dxa" w:w="4320"/>
-          </w:tcPr>
-          <w:p>
-            <w:r>
-              <w:rPr>
-                <w:sz w:val="18"/>
-              </w:rPr>
-            </w:r>
-            <w:r>
-              <w:rPr>
-                <w:rFonts w:ascii="Consolas" w:hAnsi="Consolas"/>
-                <w:sz w:val="18"/>
-              </w:rPr>
-              <w:t>frames_sampled</w:t>
-            </w:r>
-          </w:p>
-        </w:tc>
-        <w:tc>
-          <w:tcPr>
-            <w:tcW w:type="dxa" w:w="4320"/>
-          </w:tcPr>
-          <w:p>
-            <w:r>
-              <w:rPr>
-                <w:sz w:val="18"/>
-              </w:rPr>
-            </w:r>
-            <w:r>
-              <w:rPr>
-                <w:sz w:val="18"/>
-              </w:rPr>
-              <w:t>how many frames were read from the clip</w:t>
-            </w:r>
-          </w:p>
-        </w:tc>
-      </w:tr>
-      <w:tr>
-        <w:tc>
-          <w:tcPr>
-            <w:tcW w:type="dxa" w:w="4320"/>
-          </w:tcPr>
-          <w:p>
-            <w:r>
-              <w:rPr>
-                <w:sz w:val="18"/>
-              </w:rPr>
-            </w:r>
-            <w:r>
-              <w:rPr>
-                <w:rFonts w:ascii="Consolas" w:hAnsi="Consolas"/>
-                <w:sz w:val="18"/>
-              </w:rPr>
-              <w:t>faces_detected</w:t>
-            </w:r>
-          </w:p>
-        </w:tc>
-        <w:tc>
-          <w:tcPr>
-            <w:tcW w:type="dxa" w:w="4320"/>
-          </w:tcPr>
-          <w:p>
-            <w:r>
-              <w:rPr>
-                <w:sz w:val="18"/>
-              </w:rPr>
-            </w:r>
-            <w:r>
-              <w:rPr>
-                <w:sz w:val="18"/>
-              </w:rPr>
-              <w:t>how many of those frames yielded a face crop</w:t>
-            </w:r>
-          </w:p>
-        </w:tc>
-      </w:tr>
-      <w:tr>
-        <w:tc>
-          <w:tcPr>
-            <w:tcW w:type="dxa" w:w="4320"/>
-          </w:tcPr>
-          <w:p>
-            <w:r>
-              <w:rPr>
-                <w:sz w:val="18"/>
-              </w:rPr>
-            </w:r>
-            <w:r>
-              <w:rPr>
-                <w:rFonts w:ascii="Consolas" w:hAnsi="Consolas"/>
-                <w:sz w:val="18"/>
-              </w:rPr>
-              <w:t>detection_rate</w:t>
-            </w:r>
-          </w:p>
-        </w:tc>
-        <w:tc>
-          <w:tcPr>
-            <w:tcW w:type="dxa" w:w="4320"/>
-          </w:tcPr>
-          <w:p>
-            <w:r>
-              <w:rPr>
-                <w:sz w:val="18"/>
-              </w:rPr>
-            </w:r>
-            <w:r>
-              <w:rPr>
-                <w:rFonts w:ascii="Consolas" w:hAnsi="Consolas"/>
-                <w:sz w:val="18"/>
-              </w:rPr>
-              <w:t>faces_detected / frames_sampled</w:t>
-            </w:r>
-            <w:r>
-              <w:rPr>
-                <w:sz w:val="18"/>
-              </w:rPr>
-              <w:t>, rounded</w:t>
-            </w:r>
-          </w:p>
-        </w:tc>
-      </w:tr>
-    </w:tbl>
-    <w:p>
-      <w:r>
-        <w:t xml:space="preserve">Note that the log is keyed on </w:t>
-      </w:r>
-      <w:r>
-        <w:rPr>
-          <w:rFonts w:ascii="Consolas" w:hAnsi="Consolas"/>
-          <w:sz w:val="20"/>
-        </w:rPr>
-        <w:t>(method, clip_id)</w:t>
-      </w:r>
-      <w:r>
-        <w:t xml:space="preserve">, not </w:t>
-      </w:r>
-      <w:r>
-        <w:rPr>
-          <w:rFonts w:ascii="Consolas" w:hAnsi="Consolas"/>
-          <w:sz w:val="20"/>
-        </w:rPr>
-        <w:t>clip_id</w:t>
-      </w:r>
-      <w:r>
-        <w:t xml:space="preserve"> alone: FF++ reuses the same source-pair filenames across methods (</w:t>
-      </w:r>
-      <w:r>
-        <w:rPr>
-          <w:rFonts w:ascii="Consolas" w:hAnsi="Consolas"/>
-          <w:sz w:val="20"/>
-        </w:rPr>
-        <w:t>000_003.mp4</w:t>
-      </w:r>
-      <w:r>
-        <w:t xml:space="preserve"> exists under both DeepFakes and Face2Face), so each method gets its own row for a shared </w:t>
-      </w:r>
-      <w:r>
-        <w:rPr>
-          <w:rFonts w:ascii="Consolas" w:hAnsi="Consolas"/>
-          <w:sz w:val="20"/>
-        </w:rPr>
-        <w:t>clip_id</w:t>
-      </w:r>
-      <w:r>
-        <w:t>.</w:t>
-      </w:r>
-    </w:p>
-    <w:p>
-      <w:pPr>
-        <w:pStyle w:val="Heading2"/>
-      </w:pPr>
-      <w:r>
-        <w:t>The repo-relative path rule</w:t>
-      </w:r>
-    </w:p>
-    <w:p>
-      <w:r>
-        <w:t xml:space="preserve">The </w:t>
-      </w:r>
-      <w:r>
-        <w:rPr>
-          <w:rFonts w:ascii="Consolas" w:hAnsi="Consolas"/>
-          <w:sz w:val="20"/>
-        </w:rPr>
-        <w:t>path</w:t>
-      </w:r>
-      <w:r>
-        <w:t xml:space="preserve"> column in </w:t>
-      </w:r>
-      <w:r>
-        <w:rPr>
-          <w:rFonts w:ascii="Consolas" w:hAnsi="Consolas"/>
-          <w:sz w:val="20"/>
-        </w:rPr>
-        <w:t>crops.parquet</w:t>
-      </w:r>
-      <w:r>
-        <w:t xml:space="preserve"> points at the cached </w:t>
-      </w:r>
-      <w:r>
-        <w:rPr>
-          <w:rFonts w:ascii="Consolas" w:hAnsi="Consolas"/>
-          <w:sz w:val="20"/>
-        </w:rPr>
-        <w:t>.npy</w:t>
-      </w:r>
-      <w:r>
-        <w:t xml:space="preserve"> for that crop. The rule the team relies on: crop paths follow the same relative layout on every machine (</w:t>
-      </w:r>
-      <w:r>
-        <w:rPr>
-          <w:rFonts w:ascii="Consolas" w:hAnsi="Consolas"/>
-          <w:sz w:val="20"/>
-        </w:rPr>
-        <w:t>data/processed/&lt;method&gt;/&lt;clip_id&gt;/f%04d.npy</w:t>
-      </w:r>
-      <w:r>
-        <w:t xml:space="preserve">). No teammate's absolute home directory is baked into the committed manifest. A run writes crops under the </w:t>
-      </w:r>
-      <w:r>
-        <w:rPr>
-          <w:rFonts w:ascii="Consolas" w:hAnsi="Consolas"/>
-          <w:sz w:val="20"/>
-        </w:rPr>
-        <w:t>--out</w:t>
-      </w:r>
-      <w:r>
-        <w:t xml:space="preserve"> root it was given, so as long as everyone lays the cache out the same way under their own repo root, the loader resolves the crops. When you copy the cache, put </w:t>
-      </w:r>
-      <w:r>
-        <w:rPr>
-          <w:rFonts w:ascii="Consolas" w:hAnsi="Consolas"/>
-          <w:sz w:val="20"/>
-        </w:rPr>
-        <w:t>data/processed/</w:t>
-      </w:r>
-      <w:r>
-        <w:t xml:space="preserve"> and the two </w:t>
-      </w:r>
-      <w:r>
-        <w:rPr>
-          <w:rFonts w:ascii="Consolas" w:hAnsi="Consolas"/>
-          <w:sz w:val="20"/>
-        </w:rPr>
-        <w:t>data/manifests/</w:t>
-      </w:r>
-      <w:r>
-        <w:t xml:space="preserve"> files at the same relative paths inside your checkout and the loader finds them with no edits.</w:t>
-      </w:r>
-    </w:p>
-    <w:p>
-      <w:pPr>
-        <w:pStyle w:val="Heading2"/>
-      </w:pPr>
-      <w:r>
-        <w:t>Copy-and-consume procedure</w:t>
-      </w:r>
-    </w:p>
-    <w:p>
-      <w:r>
-        <w:t>To move the cache to another machine and use it without re-running preprocessing:</w:t>
-      </w:r>
-    </w:p>
-    <w:p>
-      <w:pPr>
-        <w:pStyle w:val="ListNumber"/>
-      </w:pPr>
-      <w:r>
-        <w:t xml:space="preserve">Copy </w:t>
-      </w:r>
-      <w:r>
-        <w:rPr>
-          <w:rFonts w:ascii="Consolas" w:hAnsi="Consolas"/>
-          <w:sz w:val="20"/>
-        </w:rPr>
-        <w:t>data/processed/</w:t>
-      </w:r>
-      <w:r>
-        <w:t xml:space="preserve"> (the crops plus </w:t>
-      </w:r>
-      <w:r>
-        <w:rPr>
-          <w:rFonts w:ascii="Consolas" w:hAnsi="Consolas"/>
-          <w:sz w:val="20"/>
-        </w:rPr>
-        <w:t>preprocess_config.json</w:t>
-      </w:r>
-      <w:r>
-        <w:t>) and both</w:t>
-      </w:r>
-    </w:p>
-    <w:p>
-      <w:r>
-        <w:rPr>
-          <w:rFonts w:ascii="Consolas" w:hAnsi="Consolas"/>
-          <w:sz w:val="20"/>
-        </w:rPr>
-        <w:t>data/manifests/crops.parquet</w:t>
-      </w:r>
-      <w:r>
-        <w:t xml:space="preserve"> and </w:t>
-      </w:r>
-      <w:r>
-        <w:rPr>
-          <w:rFonts w:ascii="Consolas" w:hAnsi="Consolas"/>
-          <w:sz w:val="20"/>
-        </w:rPr>
-        <w:t>data/manifests/detection_log.csv</w:t>
-      </w:r>
-      <w:r>
-        <w:t xml:space="preserve"> to the same relative paths inside your checkout on the target machine. The </w:t>
-      </w:r>
-      <w:r>
-        <w:rPr>
-          <w:rFonts w:ascii="Consolas" w:hAnsi="Consolas"/>
-          <w:sz w:val="20"/>
-        </w:rPr>
-        <w:t>.npy</w:t>
-      </w:r>
-      <w:r>
-        <w:t xml:space="preserve"> crops are git-ignored, so move them out of band (rsync, a shared drive, a zip), not through git.</w:t>
-      </w:r>
-    </w:p>
-    <w:p>
-      <w:pPr>
-        <w:pStyle w:val="ListNumber"/>
-      </w:pPr>
-      <w:r>
-        <w:t xml:space="preserve">Read </w:t>
-      </w:r>
-      <w:r>
-        <w:rPr>
-          <w:rFonts w:ascii="Consolas" w:hAnsi="Consolas"/>
-          <w:sz w:val="20"/>
-        </w:rPr>
-        <w:t>data/processed/preprocess_config.json</w:t>
-      </w:r>
-      <w:r>
-        <w:t xml:space="preserve"> to confirm the parameters (frames,</w:t>
-      </w:r>
-    </w:p>
-    <w:p>
-      <w:r>
-        <w:t>size, margin, confidence, seed, compression) and the numpy / opencv / mediapipe versions the crops were made with, so you know exactly what you are consuming.</w:t>
-      </w:r>
-    </w:p>
-    <w:p>
-      <w:pPr>
-        <w:pStyle w:val="ListNumber"/>
-      </w:pPr>
-      <w:r>
-        <w:t xml:space="preserve">Build a split manifest as in </w:t>
-      </w:r>
-      <w:r>
-        <w:rPr>
-          <w:rFonts w:ascii="Consolas" w:hAnsi="Consolas"/>
-          <w:sz w:val="20"/>
-        </w:rPr>
-        <w:t>docs/INTERFACES.md</w:t>
-      </w:r>
-      <w:r>
-        <w:t xml:space="preserve"> Contract 2 (</w:t>
-      </w:r>
-      <w:r>
-        <w:rPr>
-          <w:rFonts w:ascii="Consolas" w:hAnsi="Consolas"/>
-          <w:sz w:val="20"/>
-        </w:rPr>
-        <w:t>crop_id</w:t>
-      </w:r>
-      <w:r>
-        <w:t xml:space="preserve">, </w:t>
-      </w:r>
-      <w:r>
-        <w:rPr>
-          <w:rFonts w:ascii="Consolas" w:hAnsi="Consolas"/>
-          <w:sz w:val="20"/>
-        </w:rPr>
-        <w:t>role</w:t>
-      </w:r>
-    </w:p>
-    <w:p>
-      <w:r>
-        <w:t xml:space="preserve">columns), then load crops through </w:t>
-      </w:r>
-      <w:r>
-        <w:rPr>
-          <w:rFonts w:ascii="Consolas" w:hAnsi="Consolas"/>
-          <w:sz w:val="20"/>
-        </w:rPr>
-        <w:t>data/dataset.py</w:t>
-      </w:r>
-      <w:r>
-        <w:t xml:space="preserve"> </w:t>
-      </w:r>
-      <w:r>
-        <w:rPr>
-          <w:rFonts w:ascii="Consolas" w:hAnsi="Consolas"/>
-          <w:sz w:val="20"/>
-        </w:rPr>
-        <w:t>CropDataset(manifest_path, split_path, role, input_size)</w:t>
-      </w:r>
-      <w:r>
-        <w:t xml:space="preserve">. It reads </w:t>
-      </w:r>
-      <w:r>
-        <w:rPr>
-          <w:rFonts w:ascii="Consolas" w:hAnsi="Consolas"/>
-          <w:sz w:val="20"/>
-        </w:rPr>
-        <w:t>crops.parquet</w:t>
-      </w:r>
-      <w:r>
-        <w:t xml:space="preserve">, filters to your split, and </w:t>
-      </w:r>
-      <w:r>
-        <w:rPr>
-          <w:rFonts w:ascii="Consolas" w:hAnsi="Consolas"/>
-          <w:sz w:val="20"/>
-        </w:rPr>
-        <w:t>numpy.load</w:t>
-      </w:r>
-      <w:r>
-        <w:t xml:space="preserve">s each </w:t>
-      </w:r>
-      <w:r>
-        <w:rPr>
-          <w:rFonts w:ascii="Consolas" w:hAnsi="Consolas"/>
-          <w:sz w:val="20"/>
-        </w:rPr>
-        <w:t>.npy</w:t>
-      </w:r>
-      <w:r>
-        <w:t>. No preprocessing rerun is needed.</w:t>
-      </w:r>
-    </w:p>
-    <w:p>
-      <w:r>
-        <w:t xml:space="preserve">The hermetic test </w:t>
-      </w:r>
-      <w:r>
-        <w:rPr>
-          <w:rFonts w:ascii="Consolas" w:hAnsi="Consolas"/>
-          <w:sz w:val="20"/>
-        </w:rPr>
-        <w:t>tests/test_preprocess.py</w:t>
-      </w:r>
-      <w:r>
-        <w:t xml:space="preserve"> proves step 3 end to end on synthetic crops: it runs </w:t>
-      </w:r>
-      <w:r>
-        <w:rPr>
-          <w:rFonts w:ascii="Consolas" w:hAnsi="Consolas"/>
-          <w:sz w:val="20"/>
-        </w:rPr>
-        <w:t>preprocess.run()</w:t>
-      </w:r>
-      <w:r>
-        <w:t xml:space="preserve">, then loads the produced manifest through </w:t>
-      </w:r>
-      <w:r>
-        <w:rPr>
-          <w:rFonts w:ascii="Consolas" w:hAnsi="Consolas"/>
-          <w:sz w:val="20"/>
-        </w:rPr>
-        <w:t>CropDataset</w:t>
-      </w:r>
-      <w:r>
-        <w:t xml:space="preserve"> from a fresh path and pulls a </w:t>
-      </w:r>
-      <w:r>
-        <w:rPr>
-          <w:rFonts w:ascii="Consolas" w:hAnsi="Consolas"/>
-          <w:sz w:val="20"/>
-        </w:rPr>
-        <w:t>(3, size, size)</w:t>
-      </w:r>
-      <w:r>
-        <w:t xml:space="preserve"> tensor, so the copy-and-consume seam is exercised without the real corpus.</w:t>
-      </w:r>
-    </w:p>
-    <w:p>
-      <w:pPr>
-        <w:pStyle w:val="Heading2"/>
-      </w:pPr>
-      <w:r>
-        <w:t>Notes</w:t>
-      </w:r>
-    </w:p>
-    <w:p>
-      <w:pPr>
-        <w:pStyle w:val="ListBullet"/>
-      </w:pPr>
-      <w:r>
-        <w:t>End-to-end verification on the real FF++ corpus is a later human-run step, done</w:t>
-      </w:r>
-    </w:p>
-    <w:p>
-      <w:r>
-        <w:t>once the Phase 1 download completes. This document and the hermetic tests prove the format and the seams on synthetic inputs; the real-corpus crop-and-consume pass is out of scope here.</w:t>
-      </w:r>
-    </w:p>
-    <w:p>
-      <w:pPr>
-        <w:pStyle w:val="ListBullet"/>
-      </w:pPr>
-      <w:r>
-        <w:t xml:space="preserve">The parameter defaults in </w:t>
-      </w:r>
-      <w:r>
-        <w:rPr>
-          <w:rFonts w:ascii="Consolas" w:hAnsi="Consolas"/>
-          <w:sz w:val="20"/>
-        </w:rPr>
-        <w:t>configs/preprocess.yaml</w:t>
-      </w:r>
-      <w:r>
-        <w:t xml:space="preserve"> are Phase 2 EDA placeholders.</w:t>
-      </w:r>
-    </w:p>
-    <w:p>
-      <w:r>
-        <w:t xml:space="preserve">A later EDA pass may revise them by editing that YAML rather than the code; the effective values always land in </w:t>
-      </w:r>
-      <w:r>
-        <w:rPr>
-          <w:rFonts w:ascii="Consolas" w:hAnsi="Consolas"/>
-          <w:sz w:val="20"/>
-        </w:rPr>
-        <w:t>preprocess_config.json</w:t>
-      </w:r>
-      <w:r>
-        <w:t xml:space="preserve"> next to the crops, so a copied cache records the values it was actually built with.</w:t>
-      </w:r>
-    </w:p>
     <w:sectPr>
       <w:pgSz w:w="12240" w:h="15840"/>
       <w:pgMar w:top="1440" w:right="1800" w:bottom="1440" w:left="1800" w:header="720" w:footer="720" w:gutter="0"/>
